--- a/2026 files/QA DOCUMENTS/validation/Water_System_Validation_Protocol.docx
+++ b/2026 files/QA DOCUMENTS/validation/Water_System_Validation_Protocol.docx
@@ -194,23 +194,7 @@
                                 <w:sz w:val="26"/>
                                 <w:szCs w:val="26"/>
                               </w:rPr>
-                              <w:t>(</w:t>
-                            </w:r>
-                            <w:proofErr w:type="spellStart"/>
-                            <w:r>
-                              <w:rPr>
-                                <w:sz w:val="26"/>
-                                <w:szCs w:val="26"/>
-                              </w:rPr>
-                              <w:t>WFI</w:t>
-                            </w:r>
-                            <w:proofErr w:type="spellEnd"/>
-                            <w:r>
-                              <w:rPr>
-                                <w:sz w:val="26"/>
-                                <w:szCs w:val="26"/>
-                              </w:rPr>
-                              <w:t xml:space="preserve"> Production System – GMP Critical)</w:t>
+                              <w:t>(WFI Production System – GMP Critical)</w:t>
                             </w:r>
                             <w:bookmarkEnd w:id="3"/>
                           </w:p>
@@ -278,7 +262,7 @@
                                     </pic:cNvPicPr>
                                   </pic:nvPicPr>
                                   <pic:blipFill>
-                                    <a:blip r:embed="rId7">
+                                    <a:blip r:embed="rId8">
                                       <a:extLst>
                                         <a:ext uri="{28A0092B-C50C-407E-A947-70E740481C1C}">
                                           <a14:useLocalDpi xmlns:a14="http://schemas.microsoft.com/office/drawing/2010/main" val="0"/>
@@ -657,31 +641,7 @@
                                 <w:sz w:val="40"/>
                                 <w:szCs w:val="40"/>
                               </w:rPr>
-                              <w:t xml:space="preserve">BIOMEDICAL </w:t>
-                            </w:r>
-                            <w:proofErr w:type="spellStart"/>
-                            <w:r>
-                              <w:rPr>
-                                <w:rFonts w:ascii="Tahoma" w:hAnsi="Tahoma" w:cs="Tahoma"/>
-                                <w:b/>
-                                <w:bCs/>
-                                <w:color w:val="000000"/>
-                                <w:sz w:val="40"/>
-                                <w:szCs w:val="40"/>
-                              </w:rPr>
-                              <w:t>LIMTED</w:t>
-                            </w:r>
-                            <w:proofErr w:type="spellEnd"/>
-                            <w:r>
-                              <w:rPr>
-                                <w:rFonts w:ascii="Tahoma" w:hAnsi="Tahoma" w:cs="Tahoma"/>
-                                <w:b/>
-                                <w:bCs/>
-                                <w:color w:val="000000"/>
-                                <w:sz w:val="40"/>
-                                <w:szCs w:val="40"/>
-                              </w:rPr>
-                              <w:t xml:space="preserve"> </w:t>
+                              <w:t xml:space="preserve">BIOMEDICAL LIMTED </w:t>
                             </w:r>
                           </w:p>
                           <w:p>
@@ -6145,7 +6105,7 @@
           <w:szCs w:val="22"/>
         </w:rPr>
       </w:pPr>
-      <w:bookmarkStart w:id="8" w:name="_Toc224292896"/>
+      <w:bookmarkStart w:id="4" w:name="_Toc224292896"/>
       <w:r>
         <w:rPr>
           <w:rFonts w:ascii="Calibri" w:hAnsi="Calibri" w:cs="Calibri"/>
@@ -6155,7 +6115,7 @@
         <w:lastRenderedPageBreak/>
         <w:t>1. PURPOSE AND SCOPE</w:t>
       </w:r>
-      <w:bookmarkEnd w:id="8"/>
+      <w:bookmarkEnd w:id="4"/>
     </w:p>
     <w:p>
       <w:pPr>
@@ -6168,7 +6128,7 @@
           <w:szCs w:val="22"/>
         </w:rPr>
       </w:pPr>
-      <w:bookmarkStart w:id="9" w:name="_Toc224292897"/>
+      <w:bookmarkStart w:id="5" w:name="_Toc224292897"/>
       <w:r>
         <w:rPr>
           <w:rFonts w:ascii="Calibri" w:hAnsi="Calibri" w:cs="Calibri"/>
@@ -6177,7 +6137,7 @@
         </w:rPr>
         <w:t>1.1 Purpose</w:t>
       </w:r>
-      <w:bookmarkEnd w:id="9"/>
+      <w:bookmarkEnd w:id="5"/>
     </w:p>
     <w:p>
       <w:pPr>
@@ -6191,35 +6151,7 @@
         <w:rPr>
           <w:rFonts w:ascii="Calibri" w:hAnsi="Calibri" w:cs="Calibri"/>
         </w:rPr>
-        <w:t>This Validation Protocol defines the strategy, methodology, acceptance criteria, and documentation requirements for the validation of the Water for Injection (</w:t>
-      </w:r>
-      <w:proofErr w:type="spellStart"/>
-      <w:r>
-        <w:rPr>
-          <w:rFonts w:ascii="Calibri" w:hAnsi="Calibri" w:cs="Calibri"/>
-        </w:rPr>
-        <w:t>WFI</w:t>
-      </w:r>
-      <w:proofErr w:type="spellEnd"/>
-      <w:r>
-        <w:rPr>
-          <w:rFonts w:ascii="Calibri" w:hAnsi="Calibri" w:cs="Calibri"/>
-        </w:rPr>
-        <w:t xml:space="preserve">) production system. The validation demonstrates that the complete water system consistently produces </w:t>
-      </w:r>
-      <w:proofErr w:type="spellStart"/>
-      <w:r>
-        <w:rPr>
-          <w:rFonts w:ascii="Calibri" w:hAnsi="Calibri" w:cs="Calibri"/>
-        </w:rPr>
-        <w:t>WFI</w:t>
-      </w:r>
-      <w:proofErr w:type="spellEnd"/>
-      <w:r>
-        <w:rPr>
-          <w:rFonts w:ascii="Calibri" w:hAnsi="Calibri" w:cs="Calibri"/>
-        </w:rPr>
-        <w:t xml:space="preserve"> meeting the requirements of the European Pharmacopoeia (Ph. Eur.), </w:t>
+        <w:t xml:space="preserve">This Validation Protocol defines the strategy, methodology, acceptance criteria, and documentation requirements for the validation of the Water for Injection (WFI) production system. The validation demonstrates that the complete water system consistently produces WFI meeting the requirements of the European Pharmacopoeia (Ph. Eur.), </w:t>
       </w:r>
       <w:r>
         <w:rPr>
@@ -6257,7 +6189,7 @@
           <w:szCs w:val="22"/>
         </w:rPr>
       </w:pPr>
-      <w:bookmarkStart w:id="10" w:name="_Toc224292898"/>
+      <w:bookmarkStart w:id="6" w:name="_Toc224292898"/>
       <w:r>
         <w:rPr>
           <w:rFonts w:ascii="Calibri" w:hAnsi="Calibri" w:cs="Calibri"/>
@@ -6266,7 +6198,7 @@
         </w:rPr>
         <w:t>1.2 Scope</w:t>
       </w:r>
-      <w:bookmarkEnd w:id="10"/>
+      <w:bookmarkEnd w:id="6"/>
     </w:p>
     <w:p>
       <w:pPr>
@@ -6280,21 +6212,7 @@
         <w:rPr>
           <w:rFonts w:ascii="Calibri" w:hAnsi="Calibri" w:cs="Calibri"/>
         </w:rPr>
-        <w:t xml:space="preserve">This protocol covers the entire water purification train from source water to </w:t>
-      </w:r>
-      <w:proofErr w:type="spellStart"/>
-      <w:r>
-        <w:rPr>
-          <w:rFonts w:ascii="Calibri" w:hAnsi="Calibri" w:cs="Calibri"/>
-        </w:rPr>
-        <w:t>WFI</w:t>
-      </w:r>
-      <w:proofErr w:type="spellEnd"/>
-      <w:r>
-        <w:rPr>
-          <w:rFonts w:ascii="Calibri" w:hAnsi="Calibri" w:cs="Calibri"/>
-        </w:rPr>
-        <w:t xml:space="preserve"> point-of-use, encompassing the following treatment stages:</w:t>
+        <w:t>This protocol covers the entire water purification train from source water to WFI point-of-use, encompassing the following treatment stages:</w:t>
       </w:r>
     </w:p>
     <w:p>
@@ -6458,35 +6376,7 @@
         <w:rPr>
           <w:rFonts w:ascii="Calibri" w:hAnsi="Calibri" w:cs="Calibri"/>
         </w:rPr>
-        <w:t xml:space="preserve"> (</w:t>
-      </w:r>
-      <w:proofErr w:type="spellStart"/>
-      <w:r>
-        <w:rPr>
-          <w:rFonts w:ascii="Calibri" w:hAnsi="Calibri" w:cs="Calibri"/>
-        </w:rPr>
-        <w:t>MCDP</w:t>
-      </w:r>
-      <w:proofErr w:type="spellEnd"/>
-      <w:r>
-        <w:rPr>
-          <w:rFonts w:ascii="Calibri" w:hAnsi="Calibri" w:cs="Calibri"/>
-        </w:rPr>
-        <w:t xml:space="preserve">) for </w:t>
-      </w:r>
-      <w:proofErr w:type="spellStart"/>
-      <w:r>
-        <w:rPr>
-          <w:rFonts w:ascii="Calibri" w:hAnsi="Calibri" w:cs="Calibri"/>
-        </w:rPr>
-        <w:t>WFI</w:t>
-      </w:r>
-      <w:proofErr w:type="spellEnd"/>
-      <w:r>
-        <w:rPr>
-          <w:rFonts w:ascii="Calibri" w:hAnsi="Calibri" w:cs="Calibri"/>
-        </w:rPr>
-        <w:t xml:space="preserve"> generation</w:t>
+        <w:t xml:space="preserve"> (MCDP) for WFI generation</w:t>
       </w:r>
     </w:p>
     <w:p>
@@ -6502,19 +6392,11 @@
           <w:rFonts w:ascii="Calibri" w:hAnsi="Calibri" w:cs="Calibri"/>
         </w:rPr>
       </w:pPr>
-      <w:proofErr w:type="spellStart"/>
       <w:r>
         <w:rPr>
           <w:rFonts w:ascii="Calibri" w:hAnsi="Calibri" w:cs="Calibri"/>
         </w:rPr>
-        <w:t>WFI</w:t>
-      </w:r>
-      <w:proofErr w:type="spellEnd"/>
-      <w:r>
-        <w:rPr>
-          <w:rFonts w:ascii="Calibri" w:hAnsi="Calibri" w:cs="Calibri"/>
-        </w:rPr>
-        <w:t xml:space="preserve"> storage tanks (jacketed, with CIP capability)</w:t>
+        <w:t>WFI storage tanks (jacketed, with CIP capability)</w:t>
       </w:r>
     </w:p>
     <w:p>
@@ -6530,19 +6412,11 @@
           <w:rFonts w:ascii="Calibri" w:hAnsi="Calibri" w:cs="Calibri"/>
         </w:rPr>
       </w:pPr>
-      <w:proofErr w:type="spellStart"/>
       <w:r>
         <w:rPr>
           <w:rFonts w:ascii="Calibri" w:hAnsi="Calibri" w:cs="Calibri"/>
         </w:rPr>
-        <w:t>WFI</w:t>
-      </w:r>
-      <w:proofErr w:type="spellEnd"/>
-      <w:r>
-        <w:rPr>
-          <w:rFonts w:ascii="Calibri" w:hAnsi="Calibri" w:cs="Calibri"/>
-        </w:rPr>
-        <w:t xml:space="preserve"> distribution loop — all points of use</w:t>
+        <w:t>WFI distribution loop — all points of use</w:t>
       </w:r>
     </w:p>
     <w:p>
@@ -6577,21 +6451,7 @@
         <w:rPr>
           <w:rFonts w:ascii="Calibri" w:hAnsi="Calibri" w:cs="Calibri"/>
         </w:rPr>
-        <w:t xml:space="preserve">Process water (purified water) distribution loops not associated with the </w:t>
-      </w:r>
-      <w:proofErr w:type="spellStart"/>
-      <w:r>
-        <w:rPr>
-          <w:rFonts w:ascii="Calibri" w:hAnsi="Calibri" w:cs="Calibri"/>
-        </w:rPr>
-        <w:t>WFI</w:t>
-      </w:r>
-      <w:proofErr w:type="spellEnd"/>
-      <w:r>
-        <w:rPr>
-          <w:rFonts w:ascii="Calibri" w:hAnsi="Calibri" w:cs="Calibri"/>
-        </w:rPr>
-        <w:t xml:space="preserve"> system</w:t>
+        <w:t>Process water (purified water) distribution loops not associated with the WFI system</w:t>
       </w:r>
     </w:p>
     <w:p>
@@ -6669,7 +6529,7 @@
           <w:szCs w:val="22"/>
         </w:rPr>
       </w:pPr>
-      <w:bookmarkStart w:id="11" w:name="_Toc224292900"/>
+      <w:bookmarkStart w:id="7" w:name="_Toc224292900"/>
       <w:r>
         <w:rPr>
           <w:rFonts w:ascii="Calibri" w:hAnsi="Calibri" w:cs="Calibri"/>
@@ -6679,7 +6539,7 @@
         <w:lastRenderedPageBreak/>
         <w:t>2. REGULATORY REFERENCES AND STANDARDS</w:t>
       </w:r>
-      <w:bookmarkEnd w:id="11"/>
+      <w:bookmarkEnd w:id="7"/>
     </w:p>
     <w:p>
       <w:pPr>
@@ -7237,19 +7097,11 @@
                 <w:rFonts w:ascii="Calibri" w:hAnsi="Calibri" w:cs="Calibri"/>
               </w:rPr>
             </w:pPr>
-            <w:proofErr w:type="spellStart"/>
-            <w:r>
-              <w:rPr>
-                <w:rFonts w:ascii="Calibri" w:hAnsi="Calibri" w:cs="Calibri"/>
-              </w:rPr>
-              <w:t>ISPE</w:t>
-            </w:r>
-            <w:proofErr w:type="spellEnd"/>
-            <w:r>
-              <w:rPr>
-                <w:rFonts w:ascii="Calibri" w:hAnsi="Calibri" w:cs="Calibri"/>
-              </w:rPr>
-              <w:t xml:space="preserve"> Baseline Guide Vol. 4</w:t>
+            <w:r>
+              <w:rPr>
+                <w:rFonts w:ascii="Calibri" w:hAnsi="Calibri" w:cs="Calibri"/>
+              </w:rPr>
+              <w:t>ISPE Baseline Guide Vol. 4</w:t>
             </w:r>
           </w:p>
         </w:tc>
@@ -7318,7 +7170,7 @@
           <w:szCs w:val="22"/>
         </w:rPr>
       </w:pPr>
-      <w:bookmarkStart w:id="12" w:name="_Toc224292901"/>
+      <w:bookmarkStart w:id="8" w:name="_Toc224292901"/>
       <w:r>
         <w:rPr>
           <w:rFonts w:ascii="Calibri" w:hAnsi="Calibri" w:cs="Calibri"/>
@@ -7328,7 +7180,7 @@
         <w:lastRenderedPageBreak/>
         <w:t>3. SYSTEM DESCRIPTION</w:t>
       </w:r>
-      <w:bookmarkEnd w:id="12"/>
+      <w:bookmarkEnd w:id="8"/>
     </w:p>
     <w:p>
       <w:pPr>
@@ -7341,7 +7193,7 @@
           <w:szCs w:val="22"/>
         </w:rPr>
       </w:pPr>
-      <w:bookmarkStart w:id="13" w:name="_Toc224292902"/>
+      <w:bookmarkStart w:id="9" w:name="_Toc224292902"/>
       <w:r>
         <w:rPr>
           <w:rFonts w:ascii="Calibri" w:hAnsi="Calibri" w:cs="Calibri"/>
@@ -7350,7 +7202,7 @@
         </w:rPr>
         <w:t>3.1 Water Treatment Train Overview</w:t>
       </w:r>
-      <w:bookmarkEnd w:id="13"/>
+      <w:bookmarkEnd w:id="9"/>
     </w:p>
     <w:p>
       <w:pPr>
@@ -7364,49 +7216,7 @@
         <w:rPr>
           <w:rFonts w:ascii="Calibri" w:hAnsi="Calibri" w:cs="Calibri"/>
         </w:rPr>
-        <w:t xml:space="preserve">The </w:t>
-      </w:r>
-      <w:proofErr w:type="spellStart"/>
-      <w:r>
-        <w:rPr>
-          <w:rFonts w:ascii="Calibri" w:hAnsi="Calibri" w:cs="Calibri"/>
-        </w:rPr>
-        <w:t>WFI</w:t>
-      </w:r>
-      <w:proofErr w:type="spellEnd"/>
-      <w:r>
-        <w:rPr>
-          <w:rFonts w:ascii="Calibri" w:hAnsi="Calibri" w:cs="Calibri"/>
-        </w:rPr>
-        <w:t xml:space="preserve"> production system is a multi-stage purification train designed to progressively reduce chemical, microbiological, and particulate contamination from borehole source water to </w:t>
-      </w:r>
-      <w:proofErr w:type="spellStart"/>
-      <w:r>
-        <w:rPr>
-          <w:rFonts w:ascii="Calibri" w:hAnsi="Calibri" w:cs="Calibri"/>
-        </w:rPr>
-        <w:t>pharmacopoeial</w:t>
-      </w:r>
-      <w:proofErr w:type="spellEnd"/>
-      <w:r>
-        <w:rPr>
-          <w:rFonts w:ascii="Calibri" w:hAnsi="Calibri" w:cs="Calibri"/>
-        </w:rPr>
-        <w:t xml:space="preserve"> </w:t>
-      </w:r>
-      <w:proofErr w:type="spellStart"/>
-      <w:r>
-        <w:rPr>
-          <w:rFonts w:ascii="Calibri" w:hAnsi="Calibri" w:cs="Calibri"/>
-        </w:rPr>
-        <w:t>WFI</w:t>
-      </w:r>
-      <w:proofErr w:type="spellEnd"/>
-      <w:r>
-        <w:rPr>
-          <w:rFonts w:ascii="Calibri" w:hAnsi="Calibri" w:cs="Calibri"/>
-        </w:rPr>
-        <w:t xml:space="preserve"> standard. The complete process train is described below:</w:t>
+        <w:t>The WFI production system is a multi-stage purification train designed to progressively reduce chemical, microbiological, and particulate contamination from borehole source water to pharmacopoeial WFI standard. The complete process train is described below:</w:t>
       </w:r>
     </w:p>
     <w:p>
@@ -7429,7 +7239,7 @@
           <w:szCs w:val="22"/>
         </w:rPr>
       </w:pPr>
-      <w:bookmarkStart w:id="14" w:name="_Toc224292903"/>
+      <w:bookmarkStart w:id="10" w:name="_Toc224292903"/>
       <w:r>
         <w:rPr>
           <w:rFonts w:ascii="Calibri" w:hAnsi="Calibri" w:cs="Calibri"/>
@@ -7438,7 +7248,7 @@
         </w:rPr>
         <w:t>3.1.1 Stage 1 — Borehole Abstraction &amp; Raw Water Storage</w:t>
       </w:r>
-      <w:bookmarkEnd w:id="14"/>
+      <w:bookmarkEnd w:id="10"/>
     </w:p>
     <w:p>
       <w:pPr>
@@ -7514,7 +7324,7 @@
           <w:szCs w:val="22"/>
         </w:rPr>
       </w:pPr>
-      <w:bookmarkStart w:id="15" w:name="_Toc224292904"/>
+      <w:bookmarkStart w:id="11" w:name="_Toc224292904"/>
       <w:r>
         <w:rPr>
           <w:rFonts w:ascii="Calibri" w:hAnsi="Calibri" w:cs="Calibri"/>
@@ -7523,7 +7333,7 @@
         </w:rPr>
         <w:t>3.1.2 Stage 2 — Multimedia Sand Filtration</w:t>
       </w:r>
-      <w:bookmarkEnd w:id="15"/>
+      <w:bookmarkEnd w:id="11"/>
     </w:p>
     <w:p>
       <w:pPr>
@@ -7563,7 +7373,7 @@
           <w:szCs w:val="22"/>
         </w:rPr>
       </w:pPr>
-      <w:bookmarkStart w:id="16" w:name="_Toc224292905"/>
+      <w:bookmarkStart w:id="12" w:name="_Toc224292905"/>
       <w:r>
         <w:rPr>
           <w:rFonts w:ascii="Calibri" w:hAnsi="Calibri" w:cs="Calibri"/>
@@ -7572,7 +7382,7 @@
         </w:rPr>
         <w:t>3.1.3 Stage 3 — Activated Carbon Filtration</w:t>
       </w:r>
-      <w:bookmarkEnd w:id="16"/>
+      <w:bookmarkEnd w:id="12"/>
     </w:p>
     <w:p>
       <w:pPr>
@@ -7630,7 +7440,7 @@
           <w:szCs w:val="22"/>
         </w:rPr>
       </w:pPr>
-      <w:bookmarkStart w:id="17" w:name="_Toc224292906"/>
+      <w:bookmarkStart w:id="13" w:name="_Toc224292906"/>
       <w:r>
         <w:rPr>
           <w:rFonts w:ascii="Calibri" w:hAnsi="Calibri" w:cs="Calibri"/>
@@ -7639,7 +7449,7 @@
         </w:rPr>
         <w:t>3.1.4 Stage 4 — Water Softening</w:t>
       </w:r>
-      <w:bookmarkEnd w:id="17"/>
+      <w:bookmarkEnd w:id="13"/>
     </w:p>
     <w:p>
       <w:pPr>
@@ -7688,7 +7498,7 @@
           <w:szCs w:val="22"/>
         </w:rPr>
       </w:pPr>
-      <w:bookmarkStart w:id="18" w:name="_Toc224292907"/>
+      <w:bookmarkStart w:id="14" w:name="_Toc224292907"/>
       <w:r>
         <w:rPr>
           <w:rFonts w:ascii="Calibri" w:hAnsi="Calibri" w:cs="Calibri"/>
@@ -7698,7 +7508,7 @@
         <w:lastRenderedPageBreak/>
         <w:t>3.1.5 Stage 5 — Demineralised Water Production (Ion Exchange)</w:t>
       </w:r>
-      <w:bookmarkEnd w:id="18"/>
+      <w:bookmarkEnd w:id="14"/>
     </w:p>
     <w:p>
       <w:pPr>
@@ -7750,7 +7560,7 @@
           <w:szCs w:val="22"/>
         </w:rPr>
       </w:pPr>
-      <w:bookmarkStart w:id="19" w:name="_Toc224292908"/>
+      <w:bookmarkStart w:id="15" w:name="_Toc224292908"/>
       <w:r>
         <w:rPr>
           <w:rFonts w:ascii="Calibri" w:hAnsi="Calibri" w:cs="Calibri"/>
@@ -7759,7 +7569,7 @@
         </w:rPr>
         <w:t>3.1.6 Stage 6 — Reverse Osmosis (RO)</w:t>
       </w:r>
-      <w:bookmarkEnd w:id="19"/>
+      <w:bookmarkEnd w:id="15"/>
     </w:p>
     <w:p>
       <w:pPr>
@@ -7798,21 +7608,7 @@
         <w:rPr>
           <w:rFonts w:ascii="Calibri" w:hAnsi="Calibri" w:cs="Calibri"/>
         </w:rPr>
-        <w:t xml:space="preserve"> water recirculation (periodic). RO permeate serves as feed water for the </w:t>
-      </w:r>
-      <w:proofErr w:type="spellStart"/>
-      <w:r>
-        <w:rPr>
-          <w:rFonts w:ascii="Calibri" w:hAnsi="Calibri" w:cs="Calibri"/>
-        </w:rPr>
-        <w:t>MCDP</w:t>
-      </w:r>
-      <w:proofErr w:type="spellEnd"/>
-      <w:r>
-        <w:rPr>
-          <w:rFonts w:ascii="Calibri" w:hAnsi="Calibri" w:cs="Calibri"/>
-        </w:rPr>
-        <w:t>.</w:t>
+        <w:t xml:space="preserve"> water recirculation (periodic). RO permeate serves as feed water for the MCDP.</w:t>
       </w:r>
     </w:p>
     <w:p>
@@ -7826,34 +7622,16 @@
           <w:szCs w:val="22"/>
         </w:rPr>
       </w:pPr>
-      <w:bookmarkStart w:id="20" w:name="_Toc224292909"/>
+      <w:bookmarkStart w:id="16" w:name="_Toc224292909"/>
       <w:r>
         <w:rPr>
           <w:rFonts w:ascii="Calibri" w:hAnsi="Calibri" w:cs="Calibri"/>
           <w:sz w:val="22"/>
           <w:szCs w:val="22"/>
         </w:rPr>
-        <w:t>3.1.7 Stage 7 — Multicolumn Distillation Plant (</w:t>
+        <w:t>3.1.7 Stage 7 — Multicolumn Distillation Plant (MCDP)</w:t>
       </w:r>
-      <w:proofErr w:type="spellStart"/>
-      <w:r>
-        <w:rPr>
-          <w:rFonts w:ascii="Calibri" w:hAnsi="Calibri" w:cs="Calibri"/>
-          <w:sz w:val="22"/>
-          <w:szCs w:val="22"/>
-        </w:rPr>
-        <w:t>MCDP</w:t>
-      </w:r>
-      <w:proofErr w:type="spellEnd"/>
-      <w:r>
-        <w:rPr>
-          <w:rFonts w:ascii="Calibri" w:hAnsi="Calibri" w:cs="Calibri"/>
-          <w:sz w:val="22"/>
-          <w:szCs w:val="22"/>
-        </w:rPr>
-        <w:t>)</w:t>
-      </w:r>
-      <w:bookmarkEnd w:id="20"/>
+      <w:bookmarkEnd w:id="16"/>
     </w:p>
     <w:p>
       <w:pPr>
@@ -7867,35 +7645,7 @@
         <w:rPr>
           <w:rFonts w:ascii="Calibri" w:hAnsi="Calibri" w:cs="Calibri"/>
         </w:rPr>
-        <w:t xml:space="preserve">The </w:t>
-      </w:r>
-      <w:proofErr w:type="spellStart"/>
-      <w:r>
-        <w:rPr>
-          <w:rFonts w:ascii="Calibri" w:hAnsi="Calibri" w:cs="Calibri"/>
-        </w:rPr>
-        <w:t>MCDP</w:t>
-      </w:r>
-      <w:proofErr w:type="spellEnd"/>
-      <w:r>
-        <w:rPr>
-          <w:rFonts w:ascii="Calibri" w:hAnsi="Calibri" w:cs="Calibri"/>
-        </w:rPr>
-        <w:t xml:space="preserve"> is the primary </w:t>
-      </w:r>
-      <w:proofErr w:type="spellStart"/>
-      <w:r>
-        <w:rPr>
-          <w:rFonts w:ascii="Calibri" w:hAnsi="Calibri" w:cs="Calibri"/>
-        </w:rPr>
-        <w:t>WFI</w:t>
-      </w:r>
-      <w:proofErr w:type="spellEnd"/>
-      <w:r>
-        <w:rPr>
-          <w:rFonts w:ascii="Calibri" w:hAnsi="Calibri" w:cs="Calibri"/>
-        </w:rPr>
-        <w:t xml:space="preserve"> generation unit. It operates on the principle of multiple-effect distillation, where feed water is evaporated and condensed across </w:t>
+        <w:t xml:space="preserve">The MCDP is the primary WFI generation unit. It operates on the principle of multiple-effect distillation, where feed water is evaporated and condensed across </w:t>
       </w:r>
       <w:r>
         <w:rPr>
@@ -7919,35 +7669,7 @@
         <w:rPr>
           <w:rFonts w:ascii="Calibri" w:hAnsi="Calibri" w:cs="Calibri"/>
         </w:rPr>
-        <w:t xml:space="preserve"> </w:t>
-      </w:r>
-      <w:proofErr w:type="gramStart"/>
-      <w:r>
-        <w:rPr>
-          <w:rFonts w:ascii="Calibri" w:hAnsi="Calibri" w:cs="Calibri"/>
-        </w:rPr>
-        <w:t>bar</w:t>
-      </w:r>
-      <w:proofErr w:type="gramEnd"/>
-      <w:r>
-        <w:rPr>
-          <w:rFonts w:ascii="Calibri" w:hAnsi="Calibri" w:cs="Calibri"/>
-        </w:rPr>
-        <w:t xml:space="preserve">. Each subsequent effect is heated by the vapour generated in the preceding column. The </w:t>
-      </w:r>
-      <w:proofErr w:type="spellStart"/>
-      <w:r>
-        <w:rPr>
-          <w:rFonts w:ascii="Calibri" w:hAnsi="Calibri" w:cs="Calibri"/>
-        </w:rPr>
-        <w:t>WFI</w:t>
-      </w:r>
-      <w:proofErr w:type="spellEnd"/>
-      <w:r>
-        <w:rPr>
-          <w:rFonts w:ascii="Calibri" w:hAnsi="Calibri" w:cs="Calibri"/>
-        </w:rPr>
-        <w:t xml:space="preserve"> distillate is collected in a vapour separator to ensure separation from entrained water droplets and any residual pyrogens.</w:t>
+        <w:t xml:space="preserve"> bar. Each subsequent effect is heated by the vapour generated in the preceding column. The WFI distillate is collected in a vapour separator to ensure separation from entrained water droplets and any residual pyrogens.</w:t>
       </w:r>
     </w:p>
     <w:p>
@@ -7962,35 +7684,7 @@
         <w:rPr>
           <w:rFonts w:ascii="Calibri" w:hAnsi="Calibri" w:cs="Calibri"/>
         </w:rPr>
-        <w:t xml:space="preserve">The </w:t>
-      </w:r>
-      <w:proofErr w:type="spellStart"/>
-      <w:r>
-        <w:rPr>
-          <w:rFonts w:ascii="Calibri" w:hAnsi="Calibri" w:cs="Calibri"/>
-        </w:rPr>
-        <w:t>MCDP</w:t>
-      </w:r>
-      <w:proofErr w:type="spellEnd"/>
-      <w:r>
-        <w:rPr>
-          <w:rFonts w:ascii="Calibri" w:hAnsi="Calibri" w:cs="Calibri"/>
-        </w:rPr>
-        <w:t xml:space="preserve"> operates continuously at temperatures ensuring bactericidal conditions (≥80°C for storage; distillation temperatures &gt;121°C in early effects). This self-sanitising operation is fundamental to the hygienic design of the </w:t>
-      </w:r>
-      <w:proofErr w:type="spellStart"/>
-      <w:r>
-        <w:rPr>
-          <w:rFonts w:ascii="Calibri" w:hAnsi="Calibri" w:cs="Calibri"/>
-        </w:rPr>
-        <w:t>WFI</w:t>
-      </w:r>
-      <w:proofErr w:type="spellEnd"/>
-      <w:r>
-        <w:rPr>
-          <w:rFonts w:ascii="Calibri" w:hAnsi="Calibri" w:cs="Calibri"/>
-        </w:rPr>
-        <w:t xml:space="preserve"> system.</w:t>
+        <w:t>The MCDP operates continuously at temperatures ensuring bactericidal conditions (≥80°C for storage; distillation temperatures &gt;121°C in early effects). This self-sanitising operation is fundamental to the hygienic design of the WFI system.</w:t>
       </w:r>
     </w:p>
     <w:p>
@@ -8004,34 +7698,16 @@
           <w:szCs w:val="22"/>
         </w:rPr>
       </w:pPr>
-      <w:bookmarkStart w:id="21" w:name="_Toc224292910"/>
+      <w:bookmarkStart w:id="17" w:name="_Toc224292910"/>
       <w:r>
         <w:rPr>
           <w:rFonts w:ascii="Calibri" w:hAnsi="Calibri" w:cs="Calibri"/>
           <w:sz w:val="22"/>
           <w:szCs w:val="22"/>
         </w:rPr>
-        <w:t xml:space="preserve">3.1.8 Stage 8 — </w:t>
+        <w:t>3.1.8 Stage 8 — WFI Storage and Distribution</w:t>
       </w:r>
-      <w:proofErr w:type="spellStart"/>
-      <w:r>
-        <w:rPr>
-          <w:rFonts w:ascii="Calibri" w:hAnsi="Calibri" w:cs="Calibri"/>
-          <w:sz w:val="22"/>
-          <w:szCs w:val="22"/>
-        </w:rPr>
-        <w:t>WFI</w:t>
-      </w:r>
-      <w:proofErr w:type="spellEnd"/>
-      <w:r>
-        <w:rPr>
-          <w:rFonts w:ascii="Calibri" w:hAnsi="Calibri" w:cs="Calibri"/>
-          <w:sz w:val="22"/>
-          <w:szCs w:val="22"/>
-        </w:rPr>
-        <w:t xml:space="preserve"> Storage and Distribution</w:t>
-      </w:r>
-      <w:bookmarkEnd w:id="21"/>
+      <w:bookmarkEnd w:id="17"/>
     </w:p>
     <w:p>
       <w:pPr>
@@ -8045,21 +7721,7 @@
         <w:rPr>
           <w:rFonts w:ascii="Calibri" w:hAnsi="Calibri" w:cs="Calibri"/>
         </w:rPr>
-        <w:t xml:space="preserve">Freshly distilled </w:t>
-      </w:r>
-      <w:proofErr w:type="spellStart"/>
-      <w:r>
-        <w:rPr>
-          <w:rFonts w:ascii="Calibri" w:hAnsi="Calibri" w:cs="Calibri"/>
-        </w:rPr>
-        <w:t>WFI</w:t>
-      </w:r>
-      <w:proofErr w:type="spellEnd"/>
-      <w:r>
-        <w:rPr>
-          <w:rFonts w:ascii="Calibri" w:hAnsi="Calibri" w:cs="Calibri"/>
-        </w:rPr>
-        <w:t xml:space="preserve"> is collected in jacketed storage tanks (capacity: </w:t>
+        <w:t xml:space="preserve">Freshly distilled WFI is collected in jacketed storage tanks (capacity: </w:t>
       </w:r>
       <w:r>
         <w:rPr>
@@ -8083,35 +7745,7 @@
         <w:rPr>
           <w:rFonts w:ascii="Calibri" w:hAnsi="Calibri" w:cs="Calibri"/>
         </w:rPr>
-        <w:t xml:space="preserve">) maintained at ≥80°C (hot storage) to prevent microbial growth. Tanks are equipped with hydrophobic vent filters (0.22 </w:t>
-      </w:r>
-      <w:proofErr w:type="spellStart"/>
-      <w:r>
-        <w:rPr>
-          <w:rFonts w:ascii="Calibri" w:hAnsi="Calibri" w:cs="Calibri"/>
-        </w:rPr>
-        <w:t>μm</w:t>
-      </w:r>
-      <w:proofErr w:type="spellEnd"/>
-      <w:r>
-        <w:rPr>
-          <w:rFonts w:ascii="Calibri" w:hAnsi="Calibri" w:cs="Calibri"/>
-        </w:rPr>
-        <w:t xml:space="preserve">), spray ball for CIP, level indication, temperature probes, and pressure relief. </w:t>
-      </w:r>
-      <w:proofErr w:type="spellStart"/>
-      <w:r>
-        <w:rPr>
-          <w:rFonts w:ascii="Calibri" w:hAnsi="Calibri" w:cs="Calibri"/>
-        </w:rPr>
-        <w:t>WFI</w:t>
-      </w:r>
-      <w:proofErr w:type="spellEnd"/>
-      <w:r>
-        <w:rPr>
-          <w:rFonts w:ascii="Calibri" w:hAnsi="Calibri" w:cs="Calibri"/>
-        </w:rPr>
-        <w:t xml:space="preserve"> is distributed continuously via a circulating loop (heated to ≥80°C) to all points of use (POU). All pipework is 316L stainless steel, electropolished internally, with orbital-welded connections.</w:t>
+        <w:t>) maintained at ≥80°C (hot storage) to prevent microbial growth. Tanks are equipped with hydrophobic vent filters (0.22 μm), spray ball for CIP, level indication, temperature probes, and pressure relief. WFI is distributed continuously via a circulating loop (heated to ≥80°C) to all points of use (POU). All pipework is 316L stainless steel, electropolished internally, with orbital-welded connections.</w:t>
       </w:r>
     </w:p>
     <w:p>
@@ -8143,7 +7777,7 @@
           <w:szCs w:val="22"/>
         </w:rPr>
       </w:pPr>
-      <w:bookmarkStart w:id="22" w:name="_Toc224292911"/>
+      <w:bookmarkStart w:id="18" w:name="_Toc224292911"/>
       <w:r>
         <w:rPr>
           <w:rFonts w:ascii="Calibri" w:hAnsi="Calibri" w:cs="Calibri"/>
@@ -8153,7 +7787,7 @@
         <w:lastRenderedPageBreak/>
         <w:t>4. VALIDATION STRATEGY</w:t>
       </w:r>
-      <w:bookmarkEnd w:id="22"/>
+      <w:bookmarkEnd w:id="18"/>
     </w:p>
     <w:p>
       <w:pPr>
@@ -8166,7 +7800,7 @@
           <w:szCs w:val="22"/>
         </w:rPr>
       </w:pPr>
-      <w:bookmarkStart w:id="23" w:name="_Toc224292912"/>
+      <w:bookmarkStart w:id="19" w:name="_Toc224292912"/>
       <w:r>
         <w:rPr>
           <w:rFonts w:ascii="Calibri" w:hAnsi="Calibri" w:cs="Calibri"/>
@@ -8175,7 +7809,7 @@
         </w:rPr>
         <w:t>4.1 Validation Life Cycle Approach</w:t>
       </w:r>
-      <w:bookmarkEnd w:id="23"/>
+      <w:bookmarkEnd w:id="19"/>
     </w:p>
     <w:p>
       <w:pPr>
@@ -8690,7 +8324,7 @@
           <w:szCs w:val="22"/>
         </w:rPr>
       </w:pPr>
-      <w:bookmarkStart w:id="24" w:name="_Toc224292913"/>
+      <w:bookmarkStart w:id="20" w:name="_Toc224292913"/>
       <w:r>
         <w:rPr>
           <w:rFonts w:ascii="Calibri" w:hAnsi="Calibri" w:cs="Calibri"/>
@@ -8699,7 +8333,7 @@
         </w:rPr>
         <w:t>4.2 Qualification Activities</w:t>
       </w:r>
-      <w:bookmarkEnd w:id="24"/>
+      <w:bookmarkEnd w:id="20"/>
     </w:p>
     <w:p>
       <w:pPr>
@@ -9078,14 +8712,12 @@
                 <w:rFonts w:ascii="Calibri" w:hAnsi="Calibri" w:cs="Calibri"/>
               </w:rPr>
             </w:pPr>
-            <w:proofErr w:type="spellStart"/>
             <w:r>
               <w:rPr>
                 <w:rFonts w:ascii="Calibri" w:hAnsi="Calibri" w:cs="Calibri"/>
               </w:rPr>
               <w:t>DQ</w:t>
             </w:r>
-            <w:proofErr w:type="spellEnd"/>
           </w:p>
         </w:tc>
         <w:tc>
@@ -9146,21 +8778,7 @@
               <w:rPr>
                 <w:rFonts w:ascii="Calibri" w:hAnsi="Calibri" w:cs="Calibri"/>
               </w:rPr>
-              <w:t xml:space="preserve">Design Qualification of </w:t>
-            </w:r>
-            <w:proofErr w:type="spellStart"/>
-            <w:r>
-              <w:rPr>
-                <w:rFonts w:ascii="Calibri" w:hAnsi="Calibri" w:cs="Calibri"/>
-              </w:rPr>
-              <w:t>MCDP</w:t>
-            </w:r>
-            <w:proofErr w:type="spellEnd"/>
-            <w:r>
-              <w:rPr>
-                <w:rFonts w:ascii="Calibri" w:hAnsi="Calibri" w:cs="Calibri"/>
-              </w:rPr>
-              <w:t>, RO, storage, and distribution</w:t>
+              <w:t>Design Qualification of MCDP, RO, storage, and distribution</w:t>
             </w:r>
           </w:p>
         </w:tc>
@@ -9226,33 +8844,11 @@
                 <w:rFonts w:ascii="Calibri" w:hAnsi="Calibri" w:cs="Calibri"/>
               </w:rPr>
             </w:pPr>
-            <w:proofErr w:type="spellStart"/>
-            <w:r>
-              <w:rPr>
-                <w:rFonts w:ascii="Calibri" w:hAnsi="Calibri" w:cs="Calibri"/>
-              </w:rPr>
-              <w:t>BML</w:t>
-            </w:r>
-            <w:proofErr w:type="spellEnd"/>
-            <w:r>
-              <w:rPr>
-                <w:rFonts w:ascii="Calibri" w:hAnsi="Calibri" w:cs="Calibri"/>
-              </w:rPr>
-              <w:t>/ENGR/</w:t>
-            </w:r>
-            <w:proofErr w:type="spellStart"/>
-            <w:r>
-              <w:rPr>
-                <w:rFonts w:ascii="Calibri" w:hAnsi="Calibri" w:cs="Calibri"/>
-              </w:rPr>
-              <w:t>XXXIQX</w:t>
-            </w:r>
-            <w:proofErr w:type="spellEnd"/>
-            <w:r>
-              <w:rPr>
-                <w:rFonts w:ascii="Calibri" w:hAnsi="Calibri" w:cs="Calibri"/>
-              </w:rPr>
-              <w:t>/001</w:t>
+            <w:r>
+              <w:rPr>
+                <w:rFonts w:ascii="Calibri" w:hAnsi="Calibri" w:cs="Calibri"/>
+              </w:rPr>
+              <w:t>BML/ENGR/XXXIQX/001</w:t>
             </w:r>
           </w:p>
         </w:tc>
@@ -9352,33 +8948,11 @@
                 <w:rFonts w:ascii="Calibri" w:hAnsi="Calibri" w:cs="Calibri"/>
               </w:rPr>
             </w:pPr>
-            <w:proofErr w:type="spellStart"/>
-            <w:r>
-              <w:rPr>
-                <w:rFonts w:ascii="Calibri" w:hAnsi="Calibri" w:cs="Calibri"/>
-              </w:rPr>
-              <w:t>BML</w:t>
-            </w:r>
-            <w:proofErr w:type="spellEnd"/>
-            <w:r>
-              <w:rPr>
-                <w:rFonts w:ascii="Calibri" w:hAnsi="Calibri" w:cs="Calibri"/>
-              </w:rPr>
-              <w:t>/ENGR/</w:t>
-            </w:r>
-            <w:proofErr w:type="spellStart"/>
-            <w:r>
-              <w:rPr>
-                <w:rFonts w:ascii="Calibri" w:hAnsi="Calibri" w:cs="Calibri"/>
-              </w:rPr>
-              <w:t>XXXOQX</w:t>
-            </w:r>
-            <w:proofErr w:type="spellEnd"/>
-            <w:r>
-              <w:rPr>
-                <w:rFonts w:ascii="Calibri" w:hAnsi="Calibri" w:cs="Calibri"/>
-              </w:rPr>
-              <w:t>/001</w:t>
+            <w:r>
+              <w:rPr>
+                <w:rFonts w:ascii="Calibri" w:hAnsi="Calibri" w:cs="Calibri"/>
+              </w:rPr>
+              <w:t>BML/ENGR/XXXOQX/001</w:t>
             </w:r>
           </w:p>
         </w:tc>
@@ -9478,33 +9052,11 @@
                 <w:rFonts w:ascii="Calibri" w:hAnsi="Calibri" w:cs="Calibri"/>
               </w:rPr>
             </w:pPr>
-            <w:proofErr w:type="spellStart"/>
-            <w:r>
-              <w:rPr>
-                <w:rFonts w:ascii="Calibri" w:hAnsi="Calibri" w:cs="Calibri"/>
-              </w:rPr>
-              <w:t>BML</w:t>
-            </w:r>
-            <w:proofErr w:type="spellEnd"/>
-            <w:r>
-              <w:rPr>
-                <w:rFonts w:ascii="Calibri" w:hAnsi="Calibri" w:cs="Calibri"/>
-              </w:rPr>
-              <w:t>/ENGR/</w:t>
-            </w:r>
-            <w:proofErr w:type="spellStart"/>
-            <w:r>
-              <w:rPr>
-                <w:rFonts w:ascii="Calibri" w:hAnsi="Calibri" w:cs="Calibri"/>
-              </w:rPr>
-              <w:t>XXXPQX</w:t>
-            </w:r>
-            <w:proofErr w:type="spellEnd"/>
-            <w:r>
-              <w:rPr>
-                <w:rFonts w:ascii="Calibri" w:hAnsi="Calibri" w:cs="Calibri"/>
-              </w:rPr>
-              <w:t>/001</w:t>
+            <w:r>
+              <w:rPr>
+                <w:rFonts w:ascii="Calibri" w:hAnsi="Calibri" w:cs="Calibri"/>
+              </w:rPr>
+              <w:t>BML/ENGR/XXXPQX/001</w:t>
             </w:r>
           </w:p>
         </w:tc>
@@ -9573,7 +9125,7 @@
           <w:szCs w:val="22"/>
         </w:rPr>
       </w:pPr>
-      <w:bookmarkStart w:id="25" w:name="_Toc224292914"/>
+      <w:bookmarkStart w:id="21" w:name="_Toc224292914"/>
       <w:r>
         <w:rPr>
           <w:rFonts w:ascii="Calibri" w:hAnsi="Calibri" w:cs="Calibri"/>
@@ -9581,27 +9133,9 @@
           <w:szCs w:val="22"/>
         </w:rPr>
         <w:lastRenderedPageBreak/>
-        <w:t>5. CRITICAL QUALITY ATTRIBUTES (</w:t>
+        <w:t>5. CRITICAL QUALITY ATTRIBUTES (CQAs) AND ACCEPTANCE CRITERIA</w:t>
       </w:r>
-      <w:proofErr w:type="spellStart"/>
-      <w:r>
-        <w:rPr>
-          <w:rFonts w:ascii="Calibri" w:hAnsi="Calibri" w:cs="Calibri"/>
-          <w:sz w:val="22"/>
-          <w:szCs w:val="22"/>
-        </w:rPr>
-        <w:t>CQAs</w:t>
-      </w:r>
-      <w:proofErr w:type="spellEnd"/>
-      <w:r>
-        <w:rPr>
-          <w:rFonts w:ascii="Calibri" w:hAnsi="Calibri" w:cs="Calibri"/>
-          <w:sz w:val="22"/>
-          <w:szCs w:val="22"/>
-        </w:rPr>
-        <w:t>) AND ACCEPTANCE CRITERIA</w:t>
-      </w:r>
-      <w:bookmarkEnd w:id="25"/>
+      <w:bookmarkEnd w:id="21"/>
     </w:p>
     <w:p>
       <w:pPr>
@@ -9614,52 +9148,16 @@
           <w:szCs w:val="22"/>
         </w:rPr>
       </w:pPr>
-      <w:bookmarkStart w:id="26" w:name="_Toc224292915"/>
+      <w:bookmarkStart w:id="22" w:name="_Toc224292915"/>
       <w:r>
         <w:rPr>
           <w:rFonts w:ascii="Calibri" w:hAnsi="Calibri" w:cs="Calibri"/>
           <w:sz w:val="22"/>
           <w:szCs w:val="22"/>
         </w:rPr>
-        <w:t xml:space="preserve">5.1 </w:t>
+        <w:t>5.1 WFI — Pharmacopoeial Specification</w:t>
       </w:r>
-      <w:proofErr w:type="spellStart"/>
-      <w:r>
-        <w:rPr>
-          <w:rFonts w:ascii="Calibri" w:hAnsi="Calibri" w:cs="Calibri"/>
-          <w:sz w:val="22"/>
-          <w:szCs w:val="22"/>
-        </w:rPr>
-        <w:t>WFI</w:t>
-      </w:r>
-      <w:proofErr w:type="spellEnd"/>
-      <w:r>
-        <w:rPr>
-          <w:rFonts w:ascii="Calibri" w:hAnsi="Calibri" w:cs="Calibri"/>
-          <w:sz w:val="22"/>
-          <w:szCs w:val="22"/>
-        </w:rPr>
-        <w:t xml:space="preserve"> — </w:t>
-      </w:r>
-      <w:proofErr w:type="spellStart"/>
-      <w:r>
-        <w:rPr>
-          <w:rFonts w:ascii="Calibri" w:hAnsi="Calibri" w:cs="Calibri"/>
-          <w:sz w:val="22"/>
-          <w:szCs w:val="22"/>
-        </w:rPr>
-        <w:t>Pharmacopoeial</w:t>
-      </w:r>
-      <w:proofErr w:type="spellEnd"/>
-      <w:r>
-        <w:rPr>
-          <w:rFonts w:ascii="Calibri" w:hAnsi="Calibri" w:cs="Calibri"/>
-          <w:sz w:val="22"/>
-          <w:szCs w:val="22"/>
-        </w:rPr>
-        <w:t xml:space="preserve"> Specification</w:t>
-      </w:r>
-      <w:bookmarkEnd w:id="26"/>
+      <w:bookmarkEnd w:id="22"/>
     </w:p>
     <w:p>
       <w:pPr>
@@ -9669,33 +9167,11 @@
           <w:rFonts w:ascii="Calibri" w:hAnsi="Calibri" w:cs="Calibri"/>
         </w:rPr>
       </w:pPr>
-      <w:proofErr w:type="spellStart"/>
       <w:r>
         <w:rPr>
           <w:rFonts w:ascii="Calibri" w:hAnsi="Calibri" w:cs="Calibri"/>
         </w:rPr>
-        <w:t>WFI</w:t>
-      </w:r>
-      <w:proofErr w:type="spellEnd"/>
-      <w:r>
-        <w:rPr>
-          <w:rFonts w:ascii="Calibri" w:hAnsi="Calibri" w:cs="Calibri"/>
-        </w:rPr>
-        <w:t xml:space="preserve"> must </w:t>
-      </w:r>
-      <w:proofErr w:type="gramStart"/>
-      <w:r>
-        <w:rPr>
-          <w:rFonts w:ascii="Calibri" w:hAnsi="Calibri" w:cs="Calibri"/>
-        </w:rPr>
-        <w:t>comply with Ph. Eur. 0169 and USP &lt;1231&gt; at all times</w:t>
-      </w:r>
-      <w:proofErr w:type="gramEnd"/>
-      <w:r>
-        <w:rPr>
-          <w:rFonts w:ascii="Calibri" w:hAnsi="Calibri" w:cs="Calibri"/>
-        </w:rPr>
-        <w:t>. The following are the critical quality attributes:</w:t>
+        <w:t>WFI must comply with Ph. Eur. 0169 and USP &lt;1231&gt; at all times. The following are the critical quality attributes:</w:t>
       </w:r>
     </w:p>
     <w:p>
@@ -9948,21 +9424,7 @@
               <w:rPr>
                 <w:rFonts w:ascii="Calibri" w:hAnsi="Calibri" w:cs="Calibri"/>
               </w:rPr>
-              <w:t xml:space="preserve">≤1.3 </w:t>
-            </w:r>
-            <w:proofErr w:type="spellStart"/>
-            <w:r>
-              <w:rPr>
-                <w:rFonts w:ascii="Calibri" w:hAnsi="Calibri" w:cs="Calibri"/>
-              </w:rPr>
-              <w:t>μS</w:t>
-            </w:r>
-            <w:proofErr w:type="spellEnd"/>
-            <w:r>
-              <w:rPr>
-                <w:rFonts w:ascii="Calibri" w:hAnsi="Calibri" w:cs="Calibri"/>
-              </w:rPr>
-              <w:t>/cm</w:t>
+              <w:t>≤1.3 μS/cm</w:t>
             </w:r>
           </w:p>
         </w:tc>
@@ -9996,21 +9458,7 @@
               <w:rPr>
                 <w:rFonts w:ascii="Calibri" w:hAnsi="Calibri" w:cs="Calibri"/>
               </w:rPr>
-              <w:t xml:space="preserve">≤1.3 </w:t>
-            </w:r>
-            <w:proofErr w:type="spellStart"/>
-            <w:r>
-              <w:rPr>
-                <w:rFonts w:ascii="Calibri" w:hAnsi="Calibri" w:cs="Calibri"/>
-              </w:rPr>
-              <w:t>μS</w:t>
-            </w:r>
-            <w:proofErr w:type="spellEnd"/>
-            <w:r>
-              <w:rPr>
-                <w:rFonts w:ascii="Calibri" w:hAnsi="Calibri" w:cs="Calibri"/>
-              </w:rPr>
-              <w:t>/cm</w:t>
+              <w:t>≤1.3 μS/cm</w:t>
             </w:r>
           </w:p>
         </w:tc>
@@ -10056,21 +9504,7 @@
               <w:rPr>
                 <w:rFonts w:ascii="Calibri" w:hAnsi="Calibri" w:cs="Calibri"/>
               </w:rPr>
-              <w:t xml:space="preserve"> </w:t>
-            </w:r>
-            <w:proofErr w:type="spellStart"/>
-            <w:r>
-              <w:rPr>
-                <w:rFonts w:ascii="Calibri" w:hAnsi="Calibri" w:cs="Calibri"/>
-              </w:rPr>
-              <w:t>μS</w:t>
-            </w:r>
-            <w:proofErr w:type="spellEnd"/>
-            <w:r>
-              <w:rPr>
-                <w:rFonts w:ascii="Calibri" w:hAnsi="Calibri" w:cs="Calibri"/>
-              </w:rPr>
-              <w:t>/cm</w:t>
+              <w:t xml:space="preserve"> μS/cm</w:t>
             </w:r>
           </w:p>
         </w:tc>
@@ -11090,21 +10524,7 @@
               <w:rPr>
                 <w:rFonts w:ascii="Calibri" w:hAnsi="Calibri" w:cs="Calibri"/>
               </w:rPr>
-              <w:t xml:space="preserve">Particulates (≥10 </w:t>
-            </w:r>
-            <w:proofErr w:type="spellStart"/>
-            <w:r>
-              <w:rPr>
-                <w:rFonts w:ascii="Calibri" w:hAnsi="Calibri" w:cs="Calibri"/>
-              </w:rPr>
-              <w:t>μm</w:t>
-            </w:r>
-            <w:proofErr w:type="spellEnd"/>
-            <w:r>
-              <w:rPr>
-                <w:rFonts w:ascii="Calibri" w:hAnsi="Calibri" w:cs="Calibri"/>
-              </w:rPr>
-              <w:t>)</w:t>
+              <w:t>Particulates (≥10 μm)</w:t>
             </w:r>
           </w:p>
         </w:tc>
@@ -11238,7 +10658,7 @@
           <w:szCs w:val="22"/>
         </w:rPr>
       </w:pPr>
-      <w:bookmarkStart w:id="27" w:name="_Toc224292916"/>
+      <w:bookmarkStart w:id="23" w:name="_Toc224292916"/>
       <w:r>
         <w:rPr>
           <w:rFonts w:ascii="Calibri" w:hAnsi="Calibri" w:cs="Calibri"/>
@@ -11247,7 +10667,7 @@
         </w:rPr>
         <w:t>5.2 Intermediate Water Quality Targets</w:t>
       </w:r>
-      <w:bookmarkEnd w:id="27"/>
+      <w:bookmarkEnd w:id="23"/>
     </w:p>
     <w:p>
       <w:pPr>
@@ -12003,16 +11423,8 @@
               <w:rPr>
                 <w:rFonts w:ascii="Calibri" w:hAnsi="Calibri" w:cs="Calibri"/>
               </w:rPr>
-              <w:t>°</w:t>
-            </w:r>
-            <w:proofErr w:type="spellStart"/>
-            <w:r>
-              <w:rPr>
-                <w:rFonts w:ascii="Calibri" w:hAnsi="Calibri" w:cs="Calibri"/>
-              </w:rPr>
-              <w:t>dH</w:t>
-            </w:r>
-            <w:proofErr w:type="spellEnd"/>
+              <w:t>°dH</w:t>
+            </w:r>
           </w:p>
         </w:tc>
       </w:tr>
@@ -12093,21 +11505,7 @@
               <w:rPr>
                 <w:rFonts w:ascii="Calibri" w:hAnsi="Calibri" w:cs="Calibri"/>
               </w:rPr>
-              <w:t xml:space="preserve"> </w:t>
-            </w:r>
-            <w:proofErr w:type="spellStart"/>
-            <w:r>
-              <w:rPr>
-                <w:rFonts w:ascii="Calibri" w:hAnsi="Calibri" w:cs="Calibri"/>
-              </w:rPr>
-              <w:t>μS</w:t>
-            </w:r>
-            <w:proofErr w:type="spellEnd"/>
-            <w:r>
-              <w:rPr>
-                <w:rFonts w:ascii="Calibri" w:hAnsi="Calibri" w:cs="Calibri"/>
-              </w:rPr>
-              <w:t>/cm</w:t>
+              <w:t xml:space="preserve"> μS/cm</w:t>
             </w:r>
           </w:p>
         </w:tc>
@@ -12257,21 +11655,7 @@
               <w:rPr>
                 <w:rFonts w:ascii="Calibri" w:hAnsi="Calibri" w:cs="Calibri"/>
               </w:rPr>
-              <w:t xml:space="preserve"> </w:t>
-            </w:r>
-            <w:proofErr w:type="spellStart"/>
-            <w:r>
-              <w:rPr>
-                <w:rFonts w:ascii="Calibri" w:hAnsi="Calibri" w:cs="Calibri"/>
-              </w:rPr>
-              <w:t>μS</w:t>
-            </w:r>
-            <w:proofErr w:type="spellEnd"/>
-            <w:r>
-              <w:rPr>
-                <w:rFonts w:ascii="Calibri" w:hAnsi="Calibri" w:cs="Calibri"/>
-              </w:rPr>
-              <w:t>/cm</w:t>
+              <w:t xml:space="preserve"> μS/cm</w:t>
             </w:r>
           </w:p>
         </w:tc>
@@ -12371,19 +11755,11 @@
                 <w:rFonts w:ascii="Calibri" w:hAnsi="Calibri" w:cs="Calibri"/>
               </w:rPr>
             </w:pPr>
-            <w:proofErr w:type="spellStart"/>
-            <w:r>
-              <w:rPr>
-                <w:rFonts w:ascii="Calibri" w:hAnsi="Calibri" w:cs="Calibri"/>
-              </w:rPr>
-              <w:t>MCDP</w:t>
-            </w:r>
-            <w:proofErr w:type="spellEnd"/>
-            <w:r>
-              <w:rPr>
-                <w:rFonts w:ascii="Calibri" w:hAnsi="Calibri" w:cs="Calibri"/>
-              </w:rPr>
-              <w:t xml:space="preserve"> Feed Water</w:t>
+            <w:r>
+              <w:rPr>
+                <w:rFonts w:ascii="Calibri" w:hAnsi="Calibri" w:cs="Calibri"/>
+              </w:rPr>
+              <w:t>MCDP Feed Water</w:t>
             </w:r>
           </w:p>
         </w:tc>
@@ -12429,21 +11805,7 @@
               <w:rPr>
                 <w:rFonts w:ascii="Calibri" w:hAnsi="Calibri" w:cs="Calibri"/>
               </w:rPr>
-              <w:t xml:space="preserve"> </w:t>
-            </w:r>
-            <w:proofErr w:type="spellStart"/>
-            <w:r>
-              <w:rPr>
-                <w:rFonts w:ascii="Calibri" w:hAnsi="Calibri" w:cs="Calibri"/>
-              </w:rPr>
-              <w:t>μS</w:t>
-            </w:r>
-            <w:proofErr w:type="spellEnd"/>
-            <w:r>
-              <w:rPr>
-                <w:rFonts w:ascii="Calibri" w:hAnsi="Calibri" w:cs="Calibri"/>
-              </w:rPr>
-              <w:t>/cm</w:t>
+              <w:t xml:space="preserve"> μS/cm</w:t>
             </w:r>
           </w:p>
         </w:tc>
@@ -12508,31 +11870,13 @@
                 <w:lang w:val="fr-FR"/>
               </w:rPr>
             </w:pPr>
-            <w:proofErr w:type="spellStart"/>
             <w:r>
               <w:rPr>
                 <w:rFonts w:ascii="Calibri" w:hAnsi="Calibri" w:cs="Calibri"/>
                 <w:lang w:val="fr-FR"/>
               </w:rPr>
-              <w:t>Endotoxin</w:t>
-            </w:r>
-            <w:proofErr w:type="spellEnd"/>
-            <w:r>
-              <w:rPr>
-                <w:rFonts w:ascii="Calibri" w:hAnsi="Calibri" w:cs="Calibri"/>
-                <w:lang w:val="fr-FR"/>
-              </w:rPr>
-              <w:t xml:space="preserve"> ≤1 EU/</w:t>
-            </w:r>
-            <w:proofErr w:type="spellStart"/>
-            <w:r>
-              <w:rPr>
-                <w:rFonts w:ascii="Calibri" w:hAnsi="Calibri" w:cs="Calibri"/>
-                <w:lang w:val="fr-FR"/>
-              </w:rPr>
-              <w:t>mL</w:t>
-            </w:r>
-            <w:proofErr w:type="spellEnd"/>
+              <w:t>Endotoxin ≤1 EU/mL</w:t>
+            </w:r>
             <w:r>
               <w:rPr>
                 <w:rFonts w:ascii="Calibri" w:hAnsi="Calibri" w:cs="Calibri"/>
@@ -12584,33 +11928,11 @@
                 <w:rFonts w:ascii="Calibri" w:hAnsi="Calibri" w:cs="Calibri"/>
               </w:rPr>
             </w:pPr>
-            <w:proofErr w:type="spellStart"/>
-            <w:r>
-              <w:rPr>
-                <w:rFonts w:ascii="Calibri" w:hAnsi="Calibri" w:cs="Calibri"/>
-              </w:rPr>
-              <w:t>WFI</w:t>
-            </w:r>
-            <w:proofErr w:type="spellEnd"/>
-            <w:r>
-              <w:rPr>
-                <w:rFonts w:ascii="Calibri" w:hAnsi="Calibri" w:cs="Calibri"/>
-              </w:rPr>
-              <w:t xml:space="preserve"> — </w:t>
-            </w:r>
-            <w:proofErr w:type="spellStart"/>
-            <w:r>
-              <w:rPr>
-                <w:rFonts w:ascii="Calibri" w:hAnsi="Calibri" w:cs="Calibri"/>
-              </w:rPr>
-              <w:t>MCDP</w:t>
-            </w:r>
-            <w:proofErr w:type="spellEnd"/>
-            <w:r>
-              <w:rPr>
-                <w:rFonts w:ascii="Calibri" w:hAnsi="Calibri" w:cs="Calibri"/>
-              </w:rPr>
-              <w:t xml:space="preserve"> Outlet</w:t>
+            <w:r>
+              <w:rPr>
+                <w:rFonts w:ascii="Calibri" w:hAnsi="Calibri" w:cs="Calibri"/>
+              </w:rPr>
+              <w:t>WFI — MCDP Outlet</w:t>
             </w:r>
           </w:p>
         </w:tc>
@@ -12644,21 +11966,7 @@
               <w:rPr>
                 <w:rFonts w:ascii="Calibri" w:hAnsi="Calibri" w:cs="Calibri"/>
               </w:rPr>
-              <w:t xml:space="preserve">≤1.3 </w:t>
-            </w:r>
-            <w:proofErr w:type="spellStart"/>
-            <w:r>
-              <w:rPr>
-                <w:rFonts w:ascii="Calibri" w:hAnsi="Calibri" w:cs="Calibri"/>
-              </w:rPr>
-              <w:t>μS</w:t>
-            </w:r>
-            <w:proofErr w:type="spellEnd"/>
-            <w:r>
-              <w:rPr>
-                <w:rFonts w:ascii="Calibri" w:hAnsi="Calibri" w:cs="Calibri"/>
-              </w:rPr>
-              <w:t>/cm</w:t>
+              <w:t>≤1.3 μS/cm</w:t>
             </w:r>
           </w:p>
         </w:tc>
@@ -12723,31 +12031,13 @@
                 <w:lang w:val="fr-FR"/>
               </w:rPr>
             </w:pPr>
-            <w:proofErr w:type="spellStart"/>
             <w:r>
               <w:rPr>
                 <w:rFonts w:ascii="Calibri" w:hAnsi="Calibri" w:cs="Calibri"/>
                 <w:lang w:val="fr-FR"/>
               </w:rPr>
-              <w:t>Endotoxin</w:t>
-            </w:r>
-            <w:proofErr w:type="spellEnd"/>
-            <w:r>
-              <w:rPr>
-                <w:rFonts w:ascii="Calibri" w:hAnsi="Calibri" w:cs="Calibri"/>
-                <w:lang w:val="fr-FR"/>
-              </w:rPr>
-              <w:t xml:space="preserve"> ≤0.25 EU/</w:t>
-            </w:r>
-            <w:proofErr w:type="spellStart"/>
-            <w:r>
-              <w:rPr>
-                <w:rFonts w:ascii="Calibri" w:hAnsi="Calibri" w:cs="Calibri"/>
-                <w:lang w:val="fr-FR"/>
-              </w:rPr>
-              <w:t>mL</w:t>
-            </w:r>
-            <w:proofErr w:type="spellEnd"/>
+              <w:t>Endotoxin ≤0.25 EU/mL</w:t>
+            </w:r>
             <w:r>
               <w:rPr>
                 <w:rFonts w:ascii="Calibri" w:hAnsi="Calibri" w:cs="Calibri"/>
@@ -12785,19 +12075,11 @@
                 <w:rFonts w:ascii="Calibri" w:hAnsi="Calibri" w:cs="Calibri"/>
               </w:rPr>
             </w:pPr>
-            <w:proofErr w:type="spellStart"/>
-            <w:r>
-              <w:rPr>
-                <w:rFonts w:ascii="Calibri" w:hAnsi="Calibri" w:cs="Calibri"/>
-              </w:rPr>
-              <w:t>WFI</w:t>
-            </w:r>
-            <w:proofErr w:type="spellEnd"/>
-            <w:r>
-              <w:rPr>
-                <w:rFonts w:ascii="Calibri" w:hAnsi="Calibri" w:cs="Calibri"/>
-              </w:rPr>
-              <w:t xml:space="preserve"> Storage Tank</w:t>
+            <w:r>
+              <w:rPr>
+                <w:rFonts w:ascii="Calibri" w:hAnsi="Calibri" w:cs="Calibri"/>
+              </w:rPr>
+              <w:t>WFI Storage Tank</w:t>
             </w:r>
           </w:p>
         </w:tc>
@@ -12831,21 +12113,7 @@
               <w:rPr>
                 <w:rFonts w:ascii="Calibri" w:hAnsi="Calibri" w:cs="Calibri"/>
               </w:rPr>
-              <w:t xml:space="preserve">≤1.3 </w:t>
-            </w:r>
-            <w:proofErr w:type="spellStart"/>
-            <w:r>
-              <w:rPr>
-                <w:rFonts w:ascii="Calibri" w:hAnsi="Calibri" w:cs="Calibri"/>
-              </w:rPr>
-              <w:t>μS</w:t>
-            </w:r>
-            <w:proofErr w:type="spellEnd"/>
-            <w:r>
-              <w:rPr>
-                <w:rFonts w:ascii="Calibri" w:hAnsi="Calibri" w:cs="Calibri"/>
-              </w:rPr>
-              <w:t>/cm</w:t>
+              <w:t>≤1.3 μS/cm</w:t>
             </w:r>
           </w:p>
         </w:tc>
@@ -12945,19 +12213,11 @@
                 <w:rFonts w:ascii="Calibri" w:hAnsi="Calibri" w:cs="Calibri"/>
               </w:rPr>
             </w:pPr>
-            <w:proofErr w:type="spellStart"/>
-            <w:r>
-              <w:rPr>
-                <w:rFonts w:ascii="Calibri" w:hAnsi="Calibri" w:cs="Calibri"/>
-              </w:rPr>
-              <w:t>WFI</w:t>
-            </w:r>
-            <w:proofErr w:type="spellEnd"/>
-            <w:r>
-              <w:rPr>
-                <w:rFonts w:ascii="Calibri" w:hAnsi="Calibri" w:cs="Calibri"/>
-              </w:rPr>
-              <w:t xml:space="preserve"> Loop — All POU</w:t>
+            <w:r>
+              <w:rPr>
+                <w:rFonts w:ascii="Calibri" w:hAnsi="Calibri" w:cs="Calibri"/>
+              </w:rPr>
+              <w:t>WFI Loop — All POU</w:t>
             </w:r>
           </w:p>
         </w:tc>
@@ -12991,21 +12251,7 @@
               <w:rPr>
                 <w:rFonts w:ascii="Calibri" w:hAnsi="Calibri" w:cs="Calibri"/>
               </w:rPr>
-              <w:t xml:space="preserve">≤1.3 </w:t>
-            </w:r>
-            <w:proofErr w:type="spellStart"/>
-            <w:r>
-              <w:rPr>
-                <w:rFonts w:ascii="Calibri" w:hAnsi="Calibri" w:cs="Calibri"/>
-              </w:rPr>
-              <w:t>μS</w:t>
-            </w:r>
-            <w:proofErr w:type="spellEnd"/>
-            <w:r>
-              <w:rPr>
-                <w:rFonts w:ascii="Calibri" w:hAnsi="Calibri" w:cs="Calibri"/>
-              </w:rPr>
-              <w:t>/cm</w:t>
+              <w:t>≤1.3 μS/cm</w:t>
             </w:r>
           </w:p>
         </w:tc>
@@ -13108,7 +12354,7 @@
           <w:szCs w:val="22"/>
         </w:rPr>
       </w:pPr>
-      <w:bookmarkStart w:id="28" w:name="_Toc224292917"/>
+      <w:bookmarkStart w:id="24" w:name="_Toc224292917"/>
       <w:r>
         <w:rPr>
           <w:rFonts w:ascii="Calibri" w:hAnsi="Calibri" w:cs="Calibri"/>
@@ -13118,7 +12364,7 @@
         <w:lastRenderedPageBreak/>
         <w:t>6. CRITICAL PROCESS PARAMETERS (CPPs) AND MONITORING</w:t>
       </w:r>
-      <w:bookmarkEnd w:id="28"/>
+      <w:bookmarkEnd w:id="24"/>
     </w:p>
     <w:p>
       <w:pPr>
@@ -13131,34 +12377,16 @@
           <w:szCs w:val="22"/>
         </w:rPr>
       </w:pPr>
-      <w:bookmarkStart w:id="29" w:name="_Toc224292918"/>
+      <w:bookmarkStart w:id="25" w:name="_Toc224292918"/>
       <w:r>
         <w:rPr>
           <w:rFonts w:ascii="Calibri" w:hAnsi="Calibri" w:cs="Calibri"/>
           <w:sz w:val="22"/>
           <w:szCs w:val="22"/>
         </w:rPr>
-        <w:t xml:space="preserve">6.1 </w:t>
+        <w:t>6.1 MCDP Critical Process Parameters</w:t>
       </w:r>
-      <w:proofErr w:type="spellStart"/>
-      <w:r>
-        <w:rPr>
-          <w:rFonts w:ascii="Calibri" w:hAnsi="Calibri" w:cs="Calibri"/>
-          <w:sz w:val="22"/>
-          <w:szCs w:val="22"/>
-        </w:rPr>
-        <w:t>MCDP</w:t>
-      </w:r>
-      <w:proofErr w:type="spellEnd"/>
-      <w:r>
-        <w:rPr>
-          <w:rFonts w:ascii="Calibri" w:hAnsi="Calibri" w:cs="Calibri"/>
-          <w:sz w:val="22"/>
-          <w:szCs w:val="22"/>
-        </w:rPr>
-        <w:t xml:space="preserve"> Critical Process Parameters</w:t>
-      </w:r>
-      <w:bookmarkEnd w:id="29"/>
+      <w:bookmarkEnd w:id="25"/>
     </w:p>
     <w:p>
       <w:pPr>
@@ -13572,21 +12800,7 @@
               <w:rPr>
                 <w:rFonts w:ascii="Calibri" w:hAnsi="Calibri" w:cs="Calibri"/>
               </w:rPr>
-              <w:t xml:space="preserve">4 </w:t>
-            </w:r>
-            <w:proofErr w:type="gramStart"/>
-            <w:r>
-              <w:rPr>
-                <w:rFonts w:ascii="Calibri" w:hAnsi="Calibri" w:cs="Calibri"/>
-              </w:rPr>
-              <w:t>bar</w:t>
-            </w:r>
-            <w:proofErr w:type="gramEnd"/>
-            <w:r>
-              <w:rPr>
-                <w:rFonts w:ascii="Calibri" w:hAnsi="Calibri" w:cs="Calibri"/>
-              </w:rPr>
-              <w:t>(g)</w:t>
+              <w:t>4 bar(g)</w:t>
             </w:r>
           </w:p>
         </w:tc>
@@ -13620,21 +12834,7 @@
               <w:rPr>
                 <w:rFonts w:ascii="Calibri" w:hAnsi="Calibri" w:cs="Calibri"/>
               </w:rPr>
-              <w:t xml:space="preserve">&lt; 4 </w:t>
-            </w:r>
-            <w:proofErr w:type="gramStart"/>
-            <w:r>
-              <w:rPr>
-                <w:rFonts w:ascii="Calibri" w:hAnsi="Calibri" w:cs="Calibri"/>
-              </w:rPr>
-              <w:t>bar</w:t>
-            </w:r>
-            <w:proofErr w:type="gramEnd"/>
-            <w:r>
-              <w:rPr>
-                <w:rFonts w:ascii="Calibri" w:hAnsi="Calibri" w:cs="Calibri"/>
-              </w:rPr>
-              <w:t>(g)</w:t>
+              <w:t>&lt; 4 bar(g)</w:t>
             </w:r>
           </w:p>
         </w:tc>
@@ -13838,19 +13038,11 @@
                 <w:rFonts w:ascii="Calibri" w:hAnsi="Calibri" w:cs="Calibri"/>
               </w:rPr>
             </w:pPr>
-            <w:proofErr w:type="spellStart"/>
-            <w:r>
-              <w:rPr>
-                <w:rFonts w:ascii="Calibri" w:hAnsi="Calibri" w:cs="Calibri"/>
-              </w:rPr>
-              <w:t>WFI</w:t>
-            </w:r>
-            <w:proofErr w:type="spellEnd"/>
-            <w:r>
-              <w:rPr>
-                <w:rFonts w:ascii="Calibri" w:hAnsi="Calibri" w:cs="Calibri"/>
-              </w:rPr>
-              <w:t xml:space="preserve"> conductivity (online)</w:t>
+            <w:r>
+              <w:rPr>
+                <w:rFonts w:ascii="Calibri" w:hAnsi="Calibri" w:cs="Calibri"/>
+              </w:rPr>
+              <w:t>WFI conductivity (online)</w:t>
             </w:r>
           </w:p>
         </w:tc>
@@ -13884,21 +13076,7 @@
               <w:rPr>
                 <w:rFonts w:ascii="Calibri" w:hAnsi="Calibri" w:cs="Calibri"/>
               </w:rPr>
-              <w:t xml:space="preserve">≤1.3 </w:t>
-            </w:r>
-            <w:proofErr w:type="spellStart"/>
-            <w:r>
-              <w:rPr>
-                <w:rFonts w:ascii="Calibri" w:hAnsi="Calibri" w:cs="Calibri"/>
-              </w:rPr>
-              <w:t>μS</w:t>
-            </w:r>
-            <w:proofErr w:type="spellEnd"/>
-            <w:r>
-              <w:rPr>
-                <w:rFonts w:ascii="Calibri" w:hAnsi="Calibri" w:cs="Calibri"/>
-              </w:rPr>
-              <w:t>/cm</w:t>
+              <w:t>≤1.3 μS/cm</w:t>
             </w:r>
           </w:p>
         </w:tc>
@@ -13944,21 +13122,7 @@
               <w:rPr>
                 <w:rFonts w:ascii="Calibri" w:hAnsi="Calibri" w:cs="Calibri"/>
               </w:rPr>
-              <w:t xml:space="preserve"> </w:t>
-            </w:r>
-            <w:proofErr w:type="spellStart"/>
-            <w:r>
-              <w:rPr>
-                <w:rFonts w:ascii="Calibri" w:hAnsi="Calibri" w:cs="Calibri"/>
-              </w:rPr>
-              <w:t>μS</w:t>
-            </w:r>
-            <w:proofErr w:type="spellEnd"/>
-            <w:r>
-              <w:rPr>
-                <w:rFonts w:ascii="Calibri" w:hAnsi="Calibri" w:cs="Calibri"/>
-              </w:rPr>
-              <w:t>/cm alert</w:t>
+              <w:t xml:space="preserve"> μS/cm alert</w:t>
             </w:r>
           </w:p>
         </w:tc>
@@ -14318,7 +13482,7 @@
           <w:szCs w:val="22"/>
         </w:rPr>
       </w:pPr>
-      <w:bookmarkStart w:id="30" w:name="_Toc224292919"/>
+      <w:bookmarkStart w:id="26" w:name="_Toc224292919"/>
       <w:r>
         <w:rPr>
           <w:rFonts w:ascii="Calibri" w:hAnsi="Calibri" w:cs="Calibri"/>
@@ -14327,7 +13491,7 @@
         </w:rPr>
         <w:t>6.2 RO Critical Process Parameters</w:t>
       </w:r>
-      <w:bookmarkEnd w:id="30"/>
+      <w:bookmarkEnd w:id="26"/>
     </w:p>
     <w:p>
       <w:pPr>
@@ -14729,21 +13893,7 @@
               <w:rPr>
                 <w:rFonts w:ascii="Calibri" w:hAnsi="Calibri" w:cs="Calibri"/>
               </w:rPr>
-              <w:t xml:space="preserve"> </w:t>
-            </w:r>
-            <w:proofErr w:type="spellStart"/>
-            <w:r>
-              <w:rPr>
-                <w:rFonts w:ascii="Calibri" w:hAnsi="Calibri" w:cs="Calibri"/>
-              </w:rPr>
-              <w:t>μS</w:t>
-            </w:r>
-            <w:proofErr w:type="spellEnd"/>
-            <w:r>
-              <w:rPr>
-                <w:rFonts w:ascii="Calibri" w:hAnsi="Calibri" w:cs="Calibri"/>
-              </w:rPr>
-              <w:t>/cm</w:t>
+              <w:t xml:space="preserve"> μS/cm</w:t>
             </w:r>
           </w:p>
         </w:tc>
@@ -14777,21 +13927,7 @@
               <w:rPr>
                 <w:rFonts w:ascii="Calibri" w:hAnsi="Calibri" w:cs="Calibri"/>
               </w:rPr>
-              <w:t xml:space="preserve">&gt;5 </w:t>
-            </w:r>
-            <w:proofErr w:type="spellStart"/>
-            <w:r>
-              <w:rPr>
-                <w:rFonts w:ascii="Calibri" w:hAnsi="Calibri" w:cs="Calibri"/>
-              </w:rPr>
-              <w:t>μS</w:t>
-            </w:r>
-            <w:proofErr w:type="spellEnd"/>
-            <w:r>
-              <w:rPr>
-                <w:rFonts w:ascii="Calibri" w:hAnsi="Calibri" w:cs="Calibri"/>
-              </w:rPr>
-              <w:t>/cm</w:t>
+              <w:t>&gt;5 μS/cm</w:t>
             </w:r>
           </w:p>
         </w:tc>
@@ -14851,7 +13987,7 @@
           <w:szCs w:val="22"/>
         </w:rPr>
       </w:pPr>
-      <w:bookmarkStart w:id="31" w:name="_Toc224292920"/>
+      <w:bookmarkStart w:id="27" w:name="_Toc224292920"/>
       <w:r>
         <w:rPr>
           <w:rFonts w:ascii="Calibri" w:hAnsi="Calibri" w:cs="Calibri"/>
@@ -14861,7 +13997,7 @@
         <w:lastRenderedPageBreak/>
         <w:t>6.3 Storage Tank and Loop Critical Parameters</w:t>
       </w:r>
-      <w:bookmarkEnd w:id="31"/>
+      <w:bookmarkEnd w:id="27"/>
     </w:p>
     <w:p>
       <w:pPr>
@@ -15075,19 +14211,11 @@
                 <w:rFonts w:ascii="Calibri" w:hAnsi="Calibri" w:cs="Calibri"/>
               </w:rPr>
             </w:pPr>
-            <w:proofErr w:type="spellStart"/>
-            <w:r>
-              <w:rPr>
-                <w:rFonts w:ascii="Calibri" w:hAnsi="Calibri" w:cs="Calibri"/>
-              </w:rPr>
-              <w:t>WFI</w:t>
-            </w:r>
-            <w:proofErr w:type="spellEnd"/>
-            <w:r>
-              <w:rPr>
-                <w:rFonts w:ascii="Calibri" w:hAnsi="Calibri" w:cs="Calibri"/>
-              </w:rPr>
-              <w:t xml:space="preserve"> tank temperature</w:t>
+            <w:r>
+              <w:rPr>
+                <w:rFonts w:ascii="Calibri" w:hAnsi="Calibri" w:cs="Calibri"/>
+              </w:rPr>
+              <w:t>WFI tank temperature</w:t>
             </w:r>
           </w:p>
         </w:tc>
@@ -15656,7 +14784,7 @@
           <w:szCs w:val="22"/>
         </w:rPr>
       </w:pPr>
-      <w:bookmarkStart w:id="32" w:name="_Toc224292921"/>
+      <w:bookmarkStart w:id="28" w:name="_Toc224292921"/>
       <w:r>
         <w:rPr>
           <w:rFonts w:ascii="Calibri" w:hAnsi="Calibri" w:cs="Calibri"/>
@@ -15666,7 +14794,7 @@
         <w:lastRenderedPageBreak/>
         <w:t>7. SAMPLING PLAN</w:t>
       </w:r>
-      <w:bookmarkEnd w:id="32"/>
+      <w:bookmarkEnd w:id="28"/>
     </w:p>
     <w:p>
       <w:pPr>
@@ -15679,7 +14807,7 @@
           <w:szCs w:val="22"/>
         </w:rPr>
       </w:pPr>
-      <w:bookmarkStart w:id="33" w:name="_Toc224292922"/>
+      <w:bookmarkStart w:id="29" w:name="_Toc224292922"/>
       <w:r>
         <w:rPr>
           <w:rFonts w:ascii="Calibri" w:hAnsi="Calibri" w:cs="Calibri"/>
@@ -15704,7 +14832,7 @@
         </w:rPr>
         <w:t>)</w:t>
       </w:r>
-      <w:bookmarkEnd w:id="33"/>
+      <w:bookmarkEnd w:id="29"/>
     </w:p>
     <w:p>
       <w:pPr>
@@ -16078,21 +15206,7 @@
               <w:rPr>
                 <w:rFonts w:ascii="Calibri" w:hAnsi="Calibri" w:cs="Calibri"/>
               </w:rPr>
-              <w:t xml:space="preserve">Conductivity, pH, hardness, turbidity, </w:t>
-            </w:r>
-            <w:proofErr w:type="spellStart"/>
-            <w:r>
-              <w:rPr>
-                <w:rFonts w:ascii="Calibri" w:hAnsi="Calibri" w:cs="Calibri"/>
-              </w:rPr>
-              <w:t>TCC</w:t>
-            </w:r>
-            <w:proofErr w:type="spellEnd"/>
-            <w:r>
-              <w:rPr>
-                <w:rFonts w:ascii="Calibri" w:hAnsi="Calibri" w:cs="Calibri"/>
-              </w:rPr>
-              <w:t>, coliforms</w:t>
+              <w:t>Conductivity, pH, hardness, turbidity, coliforms</w:t>
             </w:r>
           </w:p>
         </w:tc>
@@ -17027,7 +16141,6 @@
                 <w:rFonts w:ascii="Calibri" w:hAnsi="Calibri" w:cs="Calibri"/>
               </w:rPr>
             </w:pPr>
-            <w:proofErr w:type="spellStart"/>
             <w:r>
               <w:rPr>
                 <w:rFonts w:ascii="Calibri" w:hAnsi="Calibri" w:cs="Calibri"/>
@@ -17035,29 +16148,8 @@
                 <w:bCs/>
                 <w:color w:val="1F3864"/>
               </w:rPr>
-              <w:t>WFI</w:t>
-            </w:r>
-            <w:proofErr w:type="spellEnd"/>
-            <w:r>
-              <w:rPr>
-                <w:rFonts w:ascii="Calibri" w:hAnsi="Calibri" w:cs="Calibri"/>
-                <w:b/>
-                <w:bCs/>
-                <w:color w:val="1F3864"/>
-              </w:rPr>
-              <w:t xml:space="preserve"> PRODUCTION — </w:t>
-            </w:r>
-            <w:proofErr w:type="spellStart"/>
-            <w:r>
-              <w:rPr>
-                <w:rFonts w:ascii="Calibri" w:hAnsi="Calibri" w:cs="Calibri"/>
-                <w:b/>
-                <w:bCs/>
-                <w:color w:val="1F3864"/>
-              </w:rPr>
-              <w:t>MCDP</w:t>
-            </w:r>
-            <w:proofErr w:type="spellEnd"/>
+              <w:t>WFI PRODUCTION — MCDP</w:t>
+            </w:r>
           </w:p>
         </w:tc>
       </w:tr>
@@ -17088,20 +16180,12 @@
                 <w:rFonts w:ascii="Calibri" w:hAnsi="Calibri" w:cs="Calibri"/>
               </w:rPr>
             </w:pPr>
-            <w:proofErr w:type="spellStart"/>
             <w:r>
               <w:rPr>
                 <w:rFonts w:ascii="Calibri" w:hAnsi="Calibri" w:cs="Calibri"/>
               </w:rPr>
               <w:lastRenderedPageBreak/>
-              <w:t>MCDP</w:t>
-            </w:r>
-            <w:proofErr w:type="spellEnd"/>
-            <w:r>
-              <w:rPr>
-                <w:rFonts w:ascii="Calibri" w:hAnsi="Calibri" w:cs="Calibri"/>
-              </w:rPr>
-              <w:t xml:space="preserve"> Feed (RO product)</w:t>
+              <w:t>MCDP Feed (RO product)</w:t>
             </w:r>
           </w:p>
         </w:tc>
@@ -17235,33 +16319,11 @@
                 <w:rFonts w:ascii="Calibri" w:hAnsi="Calibri" w:cs="Calibri"/>
               </w:rPr>
             </w:pPr>
-            <w:proofErr w:type="spellStart"/>
-            <w:r>
-              <w:rPr>
-                <w:rFonts w:ascii="Calibri" w:hAnsi="Calibri" w:cs="Calibri"/>
-              </w:rPr>
-              <w:t>MCDP</w:t>
-            </w:r>
-            <w:proofErr w:type="spellEnd"/>
-            <w:r>
-              <w:rPr>
-                <w:rFonts w:ascii="Calibri" w:hAnsi="Calibri" w:cs="Calibri"/>
-              </w:rPr>
-              <w:t xml:space="preserve"> Outlet / </w:t>
-            </w:r>
-            <w:proofErr w:type="spellStart"/>
-            <w:r>
-              <w:rPr>
-                <w:rFonts w:ascii="Calibri" w:hAnsi="Calibri" w:cs="Calibri"/>
-              </w:rPr>
-              <w:t>WFI</w:t>
-            </w:r>
-            <w:proofErr w:type="spellEnd"/>
-            <w:r>
-              <w:rPr>
-                <w:rFonts w:ascii="Calibri" w:hAnsi="Calibri" w:cs="Calibri"/>
-              </w:rPr>
-              <w:t xml:space="preserve"> Collection</w:t>
+            <w:r>
+              <w:rPr>
+                <w:rFonts w:ascii="Calibri" w:hAnsi="Calibri" w:cs="Calibri"/>
+              </w:rPr>
+              <w:t>MCDP Outlet / WFI Collection</w:t>
             </w:r>
           </w:p>
         </w:tc>
@@ -17363,21 +16425,7 @@
               <w:rPr>
                 <w:rFonts w:ascii="Calibri" w:hAnsi="Calibri" w:cs="Calibri"/>
               </w:rPr>
-              <w:t xml:space="preserve">Full </w:t>
-            </w:r>
-            <w:proofErr w:type="spellStart"/>
-            <w:r>
-              <w:rPr>
-                <w:rFonts w:ascii="Calibri" w:hAnsi="Calibri" w:cs="Calibri"/>
-              </w:rPr>
-              <w:t>WFI</w:t>
-            </w:r>
-            <w:proofErr w:type="spellEnd"/>
-            <w:r>
-              <w:rPr>
-                <w:rFonts w:ascii="Calibri" w:hAnsi="Calibri" w:cs="Calibri"/>
-              </w:rPr>
-              <w:t xml:space="preserve"> spec: conductivity, TOC, endotoxin, bioburden, appearance, pH, nitrates, heavy metals</w:t>
+              <w:t>Full WFI spec: conductivity, TOC, endotoxin, bioburden, appearance, pH, nitrates, heavy metals</w:t>
             </w:r>
           </w:p>
         </w:tc>
@@ -17409,7 +16457,6 @@
                 <w:rFonts w:ascii="Calibri" w:hAnsi="Calibri" w:cs="Calibri"/>
               </w:rPr>
             </w:pPr>
-            <w:proofErr w:type="spellStart"/>
             <w:r>
               <w:rPr>
                 <w:rFonts w:ascii="Calibri" w:hAnsi="Calibri" w:cs="Calibri"/>
@@ -17417,17 +16464,7 @@
                 <w:bCs/>
                 <w:color w:val="1F3864"/>
               </w:rPr>
-              <w:t>WFI</w:t>
-            </w:r>
-            <w:proofErr w:type="spellEnd"/>
-            <w:r>
-              <w:rPr>
-                <w:rFonts w:ascii="Calibri" w:hAnsi="Calibri" w:cs="Calibri"/>
-                <w:b/>
-                <w:bCs/>
-                <w:color w:val="1F3864"/>
-              </w:rPr>
-              <w:t xml:space="preserve"> STORAGE AND DISTRIBUTION</w:t>
+              <w:t>WFI STORAGE AND DISTRIBUTION</w:t>
             </w:r>
           </w:p>
         </w:tc>
@@ -17459,19 +16496,11 @@
                 <w:rFonts w:ascii="Calibri" w:hAnsi="Calibri" w:cs="Calibri"/>
               </w:rPr>
             </w:pPr>
-            <w:proofErr w:type="spellStart"/>
-            <w:r>
-              <w:rPr>
-                <w:rFonts w:ascii="Calibri" w:hAnsi="Calibri" w:cs="Calibri"/>
-              </w:rPr>
-              <w:t>WFI</w:t>
-            </w:r>
-            <w:proofErr w:type="spellEnd"/>
-            <w:r>
-              <w:rPr>
-                <w:rFonts w:ascii="Calibri" w:hAnsi="Calibri" w:cs="Calibri"/>
-              </w:rPr>
-              <w:t xml:space="preserve"> Storage Tank — Inlet</w:t>
+            <w:r>
+              <w:rPr>
+                <w:rFonts w:ascii="Calibri" w:hAnsi="Calibri" w:cs="Calibri"/>
+              </w:rPr>
+              <w:t>WFI Storage Tank — Inlet</w:t>
             </w:r>
           </w:p>
         </w:tc>
@@ -17611,19 +16640,11 @@
                 <w:rFonts w:ascii="Calibri" w:hAnsi="Calibri" w:cs="Calibri"/>
               </w:rPr>
             </w:pPr>
-            <w:proofErr w:type="spellStart"/>
-            <w:r>
-              <w:rPr>
-                <w:rFonts w:ascii="Calibri" w:hAnsi="Calibri" w:cs="Calibri"/>
-              </w:rPr>
-              <w:t>WFI</w:t>
-            </w:r>
-            <w:proofErr w:type="spellEnd"/>
-            <w:r>
-              <w:rPr>
-                <w:rFonts w:ascii="Calibri" w:hAnsi="Calibri" w:cs="Calibri"/>
-              </w:rPr>
-              <w:t xml:space="preserve"> Storage Tank — Outlet</w:t>
+            <w:r>
+              <w:rPr>
+                <w:rFonts w:ascii="Calibri" w:hAnsi="Calibri" w:cs="Calibri"/>
+              </w:rPr>
+              <w:t>WFI Storage Tank — Outlet</w:t>
             </w:r>
           </w:p>
         </w:tc>
@@ -17725,21 +16746,7 @@
               <w:rPr>
                 <w:rFonts w:ascii="Calibri" w:hAnsi="Calibri" w:cs="Calibri"/>
               </w:rPr>
-              <w:t xml:space="preserve">Full </w:t>
-            </w:r>
-            <w:proofErr w:type="spellStart"/>
-            <w:r>
-              <w:rPr>
-                <w:rFonts w:ascii="Calibri" w:hAnsi="Calibri" w:cs="Calibri"/>
-              </w:rPr>
-              <w:t>WFI</w:t>
-            </w:r>
-            <w:proofErr w:type="spellEnd"/>
-            <w:r>
-              <w:rPr>
-                <w:rFonts w:ascii="Calibri" w:hAnsi="Calibri" w:cs="Calibri"/>
-              </w:rPr>
-              <w:t xml:space="preserve"> spec</w:t>
+              <w:t>Full WFI spec</w:t>
             </w:r>
           </w:p>
         </w:tc>
@@ -17771,19 +16778,11 @@
                 <w:rFonts w:ascii="Calibri" w:hAnsi="Calibri" w:cs="Calibri"/>
               </w:rPr>
             </w:pPr>
-            <w:proofErr w:type="spellStart"/>
-            <w:r>
-              <w:rPr>
-                <w:rFonts w:ascii="Calibri" w:hAnsi="Calibri" w:cs="Calibri"/>
-              </w:rPr>
-              <w:t>WFI</w:t>
-            </w:r>
-            <w:proofErr w:type="spellEnd"/>
-            <w:r>
-              <w:rPr>
-                <w:rFonts w:ascii="Calibri" w:hAnsi="Calibri" w:cs="Calibri"/>
-              </w:rPr>
-              <w:t xml:space="preserve"> Loop — Return (pre-tank)</w:t>
+            <w:r>
+              <w:rPr>
+                <w:rFonts w:ascii="Calibri" w:hAnsi="Calibri" w:cs="Calibri"/>
+              </w:rPr>
+              <w:t>WFI Loop — Return (pre-tank)</w:t>
             </w:r>
           </w:p>
         </w:tc>
@@ -18029,21 +17028,7 @@
               <w:rPr>
                 <w:rFonts w:ascii="Calibri" w:hAnsi="Calibri" w:cs="Calibri"/>
               </w:rPr>
-              <w:t xml:space="preserve">Full </w:t>
-            </w:r>
-            <w:proofErr w:type="spellStart"/>
-            <w:r>
-              <w:rPr>
-                <w:rFonts w:ascii="Calibri" w:hAnsi="Calibri" w:cs="Calibri"/>
-              </w:rPr>
-              <w:t>WFI</w:t>
-            </w:r>
-            <w:proofErr w:type="spellEnd"/>
-            <w:r>
-              <w:rPr>
-                <w:rFonts w:ascii="Calibri" w:hAnsi="Calibri" w:cs="Calibri"/>
-              </w:rPr>
-              <w:t xml:space="preserve"> spec — rotate so each POU tested ≥2×/week</w:t>
+              <w:t>Full WFI spec — rotate so each POU tested ≥2×/week</w:t>
             </w:r>
           </w:p>
         </w:tc>
@@ -18069,7 +17054,7 @@
           <w:szCs w:val="22"/>
         </w:rPr>
       </w:pPr>
-      <w:bookmarkStart w:id="34" w:name="_Toc224292923"/>
+      <w:bookmarkStart w:id="30" w:name="_Toc224292923"/>
       <w:r>
         <w:rPr>
           <w:rFonts w:ascii="Calibri" w:hAnsi="Calibri" w:cs="Calibri"/>
@@ -18110,7 +17095,7 @@
         </w:rPr>
         <w:t>)</w:t>
       </w:r>
-      <w:bookmarkEnd w:id="34"/>
+      <w:bookmarkEnd w:id="30"/>
     </w:p>
     <w:p>
       <w:pPr>
@@ -18124,21 +17109,7 @@
         <w:rPr>
           <w:rFonts w:ascii="Calibri" w:hAnsi="Calibri" w:cs="Calibri"/>
         </w:rPr>
-        <w:t xml:space="preserve">Phase 2 sampling is reduced from Phase 1 but remains frequent. All </w:t>
-      </w:r>
-      <w:proofErr w:type="spellStart"/>
-      <w:r>
-        <w:rPr>
-          <w:rFonts w:ascii="Calibri" w:hAnsi="Calibri" w:cs="Calibri"/>
-        </w:rPr>
-        <w:t>WFI</w:t>
-      </w:r>
-      <w:proofErr w:type="spellEnd"/>
-      <w:r>
-        <w:rPr>
-          <w:rFonts w:ascii="Calibri" w:hAnsi="Calibri" w:cs="Calibri"/>
-        </w:rPr>
-        <w:t xml:space="preserve"> contact points must be sampled at least 3 times per week. Pre-treatment points may be sampled 3 times per week unless adverse trends are observed.</w:t>
+        <w:t>Phase 2 sampling is reduced from Phase 1 but remains frequent. All WFI contact points must be sampled at least 3 times per week. Pre-treatment points may be sampled 3 times per week unless adverse trends are observed.</w:t>
       </w:r>
     </w:p>
     <w:p>
@@ -18628,33 +17599,11 @@
                 <w:rFonts w:ascii="Calibri" w:hAnsi="Calibri" w:cs="Calibri"/>
               </w:rPr>
             </w:pPr>
-            <w:proofErr w:type="spellStart"/>
-            <w:r>
-              <w:rPr>
-                <w:rFonts w:ascii="Calibri" w:hAnsi="Calibri" w:cs="Calibri"/>
-              </w:rPr>
-              <w:t>MCDP</w:t>
-            </w:r>
-            <w:proofErr w:type="spellEnd"/>
-            <w:r>
-              <w:rPr>
-                <w:rFonts w:ascii="Calibri" w:hAnsi="Calibri" w:cs="Calibri"/>
-              </w:rPr>
-              <w:t xml:space="preserve"> outlet — </w:t>
-            </w:r>
-            <w:proofErr w:type="spellStart"/>
-            <w:r>
-              <w:rPr>
-                <w:rFonts w:ascii="Calibri" w:hAnsi="Calibri" w:cs="Calibri"/>
-              </w:rPr>
-              <w:t>WFI</w:t>
-            </w:r>
-            <w:proofErr w:type="spellEnd"/>
-            <w:r>
-              <w:rPr>
-                <w:rFonts w:ascii="Calibri" w:hAnsi="Calibri" w:cs="Calibri"/>
-              </w:rPr>
-              <w:t xml:space="preserve"> quality</w:t>
+            <w:r>
+              <w:rPr>
+                <w:rFonts w:ascii="Calibri" w:hAnsi="Calibri" w:cs="Calibri"/>
+              </w:rPr>
+              <w:t>MCDP outlet — WFI quality</w:t>
             </w:r>
           </w:p>
         </w:tc>
@@ -18754,19 +17703,11 @@
                 <w:rFonts w:ascii="Calibri" w:hAnsi="Calibri" w:cs="Calibri"/>
               </w:rPr>
             </w:pPr>
-            <w:proofErr w:type="spellStart"/>
-            <w:r>
-              <w:rPr>
-                <w:rFonts w:ascii="Calibri" w:hAnsi="Calibri" w:cs="Calibri"/>
-              </w:rPr>
-              <w:t>WFI</w:t>
-            </w:r>
-            <w:proofErr w:type="spellEnd"/>
-            <w:r>
-              <w:rPr>
-                <w:rFonts w:ascii="Calibri" w:hAnsi="Calibri" w:cs="Calibri"/>
-              </w:rPr>
-              <w:t xml:space="preserve"> storage tanks</w:t>
+            <w:r>
+              <w:rPr>
+                <w:rFonts w:ascii="Calibri" w:hAnsi="Calibri" w:cs="Calibri"/>
+              </w:rPr>
+              <w:t>WFI storage tanks</w:t>
             </w:r>
           </w:p>
         </w:tc>
@@ -18866,19 +17807,11 @@
                 <w:rFonts w:ascii="Calibri" w:hAnsi="Calibri" w:cs="Calibri"/>
               </w:rPr>
             </w:pPr>
-            <w:proofErr w:type="spellStart"/>
-            <w:r>
-              <w:rPr>
-                <w:rFonts w:ascii="Calibri" w:hAnsi="Calibri" w:cs="Calibri"/>
-              </w:rPr>
-              <w:t>WFI</w:t>
-            </w:r>
-            <w:proofErr w:type="spellEnd"/>
-            <w:r>
-              <w:rPr>
-                <w:rFonts w:ascii="Calibri" w:hAnsi="Calibri" w:cs="Calibri"/>
-              </w:rPr>
-              <w:t xml:space="preserve"> loop return</w:t>
+            <w:r>
+              <w:rPr>
+                <w:rFonts w:ascii="Calibri" w:hAnsi="Calibri" w:cs="Calibri"/>
+              </w:rPr>
+              <w:t>WFI loop return</w:t>
             </w:r>
           </w:p>
         </w:tc>
@@ -19076,7 +18009,7 @@
           <w:szCs w:val="22"/>
         </w:rPr>
       </w:pPr>
-      <w:bookmarkStart w:id="35" w:name="_Toc224292924"/>
+      <w:bookmarkStart w:id="31" w:name="_Toc224292924"/>
       <w:r>
         <w:rPr>
           <w:rFonts w:ascii="Calibri" w:hAnsi="Calibri" w:cs="Calibri"/>
@@ -19085,7 +18018,7 @@
         </w:rPr>
         <w:t>7.3 Phase 3 / Routine Monitoring Sampling Plan</w:t>
       </w:r>
-      <w:bookmarkEnd w:id="35"/>
+      <w:bookmarkEnd w:id="31"/>
     </w:p>
     <w:p>
       <w:pPr>
@@ -19595,33 +18528,11 @@
                 <w:rFonts w:ascii="Calibri" w:hAnsi="Calibri" w:cs="Calibri"/>
               </w:rPr>
             </w:pPr>
-            <w:proofErr w:type="spellStart"/>
-            <w:r>
-              <w:rPr>
-                <w:rFonts w:ascii="Calibri" w:hAnsi="Calibri" w:cs="Calibri"/>
-              </w:rPr>
-              <w:t>WFI</w:t>
-            </w:r>
-            <w:proofErr w:type="spellEnd"/>
-            <w:r>
-              <w:rPr>
-                <w:rFonts w:ascii="Calibri" w:hAnsi="Calibri" w:cs="Calibri"/>
-              </w:rPr>
-              <w:t xml:space="preserve"> — </w:t>
-            </w:r>
-            <w:proofErr w:type="spellStart"/>
-            <w:r>
-              <w:rPr>
-                <w:rFonts w:ascii="Calibri" w:hAnsi="Calibri" w:cs="Calibri"/>
-              </w:rPr>
-              <w:t>MCDP</w:t>
-            </w:r>
-            <w:proofErr w:type="spellEnd"/>
-            <w:r>
-              <w:rPr>
-                <w:rFonts w:ascii="Calibri" w:hAnsi="Calibri" w:cs="Calibri"/>
-              </w:rPr>
-              <w:t xml:space="preserve"> outlet</w:t>
+            <w:r>
+              <w:rPr>
+                <w:rFonts w:ascii="Calibri" w:hAnsi="Calibri" w:cs="Calibri"/>
+              </w:rPr>
+              <w:t>WFI — MCDP outlet</w:t>
             </w:r>
           </w:p>
         </w:tc>
@@ -19733,19 +18644,11 @@
                 <w:rFonts w:ascii="Calibri" w:hAnsi="Calibri" w:cs="Calibri"/>
               </w:rPr>
             </w:pPr>
-            <w:proofErr w:type="spellStart"/>
-            <w:r>
-              <w:rPr>
-                <w:rFonts w:ascii="Calibri" w:hAnsi="Calibri" w:cs="Calibri"/>
-              </w:rPr>
-              <w:t>WFI</w:t>
-            </w:r>
-            <w:proofErr w:type="spellEnd"/>
-            <w:r>
-              <w:rPr>
-                <w:rFonts w:ascii="Calibri" w:hAnsi="Calibri" w:cs="Calibri"/>
-              </w:rPr>
-              <w:t xml:space="preserve"> storage tanks</w:t>
+            <w:r>
+              <w:rPr>
+                <w:rFonts w:ascii="Calibri" w:hAnsi="Calibri" w:cs="Calibri"/>
+              </w:rPr>
+              <w:t>WFI storage tanks</w:t>
             </w:r>
           </w:p>
         </w:tc>
@@ -19845,19 +18748,11 @@
                 <w:rFonts w:ascii="Calibri" w:hAnsi="Calibri" w:cs="Calibri"/>
               </w:rPr>
             </w:pPr>
-            <w:proofErr w:type="spellStart"/>
-            <w:r>
-              <w:rPr>
-                <w:rFonts w:ascii="Calibri" w:hAnsi="Calibri" w:cs="Calibri"/>
-              </w:rPr>
-              <w:t>WFI</w:t>
-            </w:r>
-            <w:proofErr w:type="spellEnd"/>
-            <w:r>
-              <w:rPr>
-                <w:rFonts w:ascii="Calibri" w:hAnsi="Calibri" w:cs="Calibri"/>
-              </w:rPr>
-              <w:t xml:space="preserve"> loop return</w:t>
+            <w:r>
+              <w:rPr>
+                <w:rFonts w:ascii="Calibri" w:hAnsi="Calibri" w:cs="Calibri"/>
+              </w:rPr>
+              <w:t>WFI loop return</w:t>
             </w:r>
           </w:p>
         </w:tc>
@@ -20070,7 +18965,7 @@
           <w:szCs w:val="22"/>
         </w:rPr>
       </w:pPr>
-      <w:bookmarkStart w:id="36" w:name="_Toc224292925"/>
+      <w:bookmarkStart w:id="32" w:name="_Toc224292925"/>
       <w:r>
         <w:rPr>
           <w:rFonts w:ascii="Calibri" w:hAnsi="Calibri" w:cs="Calibri"/>
@@ -20080,7 +18975,7 @@
         <w:lastRenderedPageBreak/>
         <w:t>8. TEST METHODS AND ANALYTICAL PROCEDURES</w:t>
       </w:r>
-      <w:bookmarkEnd w:id="36"/>
+      <w:bookmarkEnd w:id="32"/>
     </w:p>
     <w:p>
       <w:pPr>
@@ -20093,7 +18988,7 @@
           <w:szCs w:val="22"/>
         </w:rPr>
       </w:pPr>
-      <w:bookmarkStart w:id="37" w:name="_Toc224292926"/>
+      <w:bookmarkStart w:id="33" w:name="_Toc224292926"/>
       <w:r>
         <w:rPr>
           <w:rFonts w:ascii="Calibri" w:hAnsi="Calibri" w:cs="Calibri"/>
@@ -20102,7 +18997,7 @@
         </w:rPr>
         <w:t>8.1 Physicochemical Tests</w:t>
       </w:r>
-      <w:bookmarkEnd w:id="37"/>
+      <w:bookmarkEnd w:id="33"/>
     </w:p>
     <w:p>
       <w:pPr>
@@ -20664,21 +19559,7 @@
               <w:rPr>
                 <w:rFonts w:ascii="Calibri" w:hAnsi="Calibri" w:cs="Calibri"/>
               </w:rPr>
-              <w:t xml:space="preserve">Calibrated pH meter (2-point </w:t>
-            </w:r>
-            <w:proofErr w:type="spellStart"/>
-            <w:r>
-              <w:rPr>
-                <w:rFonts w:ascii="Calibri" w:hAnsi="Calibri" w:cs="Calibri"/>
-              </w:rPr>
-              <w:t>cal</w:t>
-            </w:r>
-            <w:proofErr w:type="spellEnd"/>
-            <w:r>
-              <w:rPr>
-                <w:rFonts w:ascii="Calibri" w:hAnsi="Calibri" w:cs="Calibri"/>
-              </w:rPr>
-              <w:t>)</w:t>
+              <w:t>Calibrated pH meter (2-point cal)</w:t>
             </w:r>
           </w:p>
         </w:tc>
@@ -21330,19 +20211,11 @@
                 <w:rFonts w:ascii="Calibri" w:hAnsi="Calibri" w:cs="Calibri"/>
               </w:rPr>
             </w:pPr>
-            <w:proofErr w:type="spellStart"/>
-            <w:r>
-              <w:rPr>
-                <w:rFonts w:ascii="Calibri" w:hAnsi="Calibri" w:cs="Calibri"/>
-              </w:rPr>
-              <w:t>DPD</w:t>
-            </w:r>
-            <w:proofErr w:type="spellEnd"/>
-            <w:r>
-              <w:rPr>
-                <w:rFonts w:ascii="Calibri" w:hAnsi="Calibri" w:cs="Calibri"/>
-              </w:rPr>
-              <w:t xml:space="preserve"> colorimetric / photometry</w:t>
+            <w:r>
+              <w:rPr>
+                <w:rFonts w:ascii="Calibri" w:hAnsi="Calibri" w:cs="Calibri"/>
+              </w:rPr>
+              <w:t>DPD colorimetric / photometry</w:t>
             </w:r>
           </w:p>
         </w:tc>
@@ -21451,7 +20324,7 @@
           <w:szCs w:val="22"/>
         </w:rPr>
       </w:pPr>
-      <w:bookmarkStart w:id="38" w:name="_Toc224292927"/>
+      <w:bookmarkStart w:id="34" w:name="_Toc224292927"/>
       <w:r>
         <w:rPr>
           <w:rFonts w:ascii="Calibri" w:hAnsi="Calibri" w:cs="Calibri"/>
@@ -21461,7 +20334,7 @@
         <w:lastRenderedPageBreak/>
         <w:t>8.2 Microbiological Tests</w:t>
       </w:r>
-      <w:bookmarkEnd w:id="38"/>
+      <w:bookmarkEnd w:id="34"/>
     </w:p>
     <w:p>
       <w:pPr>
@@ -21679,21 +20552,7 @@
               <w:rPr>
                 <w:rFonts w:ascii="Calibri" w:hAnsi="Calibri" w:cs="Calibri"/>
               </w:rPr>
-              <w:t>Total Viable Count (</w:t>
-            </w:r>
-            <w:proofErr w:type="spellStart"/>
-            <w:r>
-              <w:rPr>
-                <w:rFonts w:ascii="Calibri" w:hAnsi="Calibri" w:cs="Calibri"/>
-              </w:rPr>
-              <w:t>TVC</w:t>
-            </w:r>
-            <w:proofErr w:type="spellEnd"/>
-            <w:r>
-              <w:rPr>
-                <w:rFonts w:ascii="Calibri" w:hAnsi="Calibri" w:cs="Calibri"/>
-              </w:rPr>
-              <w:t>)</w:t>
+              <w:t>Total Viable Count (TVC)</w:t>
             </w:r>
           </w:p>
         </w:tc>
@@ -21727,21 +20586,7 @@
               <w:rPr>
                 <w:rFonts w:ascii="Calibri" w:hAnsi="Calibri" w:cs="Calibri"/>
               </w:rPr>
-              <w:t xml:space="preserve">Membrane filtration (Ph. Eur. 2.6.12) on R2A or </w:t>
-            </w:r>
-            <w:proofErr w:type="spellStart"/>
-            <w:r>
-              <w:rPr>
-                <w:rFonts w:ascii="Calibri" w:hAnsi="Calibri" w:cs="Calibri"/>
-              </w:rPr>
-              <w:t>TGEA</w:t>
-            </w:r>
-            <w:proofErr w:type="spellEnd"/>
-            <w:r>
-              <w:rPr>
-                <w:rFonts w:ascii="Calibri" w:hAnsi="Calibri" w:cs="Calibri"/>
-              </w:rPr>
-              <w:t xml:space="preserve"> agar</w:t>
+              <w:t>Membrane filtration (Ph. Eur. 2.6.12) on R2A or TGEA agar</w:t>
             </w:r>
           </w:p>
         </w:tc>
@@ -21805,19 +20650,11 @@
                 <w:rFonts w:ascii="Calibri" w:hAnsi="Calibri" w:cs="Calibri"/>
               </w:rPr>
             </w:pPr>
-            <w:proofErr w:type="spellStart"/>
-            <w:r>
-              <w:rPr>
-                <w:rFonts w:ascii="Calibri" w:hAnsi="Calibri" w:cs="Calibri"/>
-              </w:rPr>
-              <w:t>WFI</w:t>
-            </w:r>
-            <w:proofErr w:type="spellEnd"/>
-            <w:r>
-              <w:rPr>
-                <w:rFonts w:ascii="Calibri" w:hAnsi="Calibri" w:cs="Calibri"/>
-              </w:rPr>
-              <w:t>: ≤10 CFU/100 mL</w:t>
+            <w:r>
+              <w:rPr>
+                <w:rFonts w:ascii="Calibri" w:hAnsi="Calibri" w:cs="Calibri"/>
+              </w:rPr>
+              <w:t>WFI: ≤10 CFU/100 mL</w:t>
             </w:r>
           </w:p>
         </w:tc>
@@ -21951,19 +20788,11 @@
                 <w:rFonts w:ascii="Calibri" w:hAnsi="Calibri" w:cs="Calibri"/>
               </w:rPr>
             </w:pPr>
-            <w:proofErr w:type="spellStart"/>
-            <w:r>
-              <w:rPr>
-                <w:rFonts w:ascii="Calibri" w:hAnsi="Calibri" w:cs="Calibri"/>
-              </w:rPr>
-              <w:t>WFI</w:t>
-            </w:r>
-            <w:proofErr w:type="spellEnd"/>
-            <w:r>
-              <w:rPr>
-                <w:rFonts w:ascii="Calibri" w:hAnsi="Calibri" w:cs="Calibri"/>
-              </w:rPr>
-              <w:t>: ≤0.25 EU/mL</w:t>
+            <w:r>
+              <w:rPr>
+                <w:rFonts w:ascii="Calibri" w:hAnsi="Calibri" w:cs="Calibri"/>
+              </w:rPr>
+              <w:t>WFI: ≤0.25 EU/mL</w:t>
             </w:r>
           </w:p>
         </w:tc>
@@ -22033,16 +20862,8 @@
               <w:rPr>
                 <w:rFonts w:ascii="Calibri" w:hAnsi="Calibri" w:cs="Calibri"/>
               </w:rPr>
-              <w:t>Membrane filtration on LTB/</w:t>
-            </w:r>
-            <w:proofErr w:type="spellStart"/>
-            <w:r>
-              <w:rPr>
-                <w:rFonts w:ascii="Calibri" w:hAnsi="Calibri" w:cs="Calibri"/>
-              </w:rPr>
-              <w:t>MLSB</w:t>
-            </w:r>
-            <w:proofErr w:type="spellEnd"/>
+              <w:t>Membrane filtration on LTB/MLSB</w:t>
+            </w:r>
           </w:p>
         </w:tc>
         <w:tc>
@@ -22179,21 +21000,7 @@
               <w:rPr>
                 <w:rFonts w:ascii="Calibri" w:hAnsi="Calibri" w:cs="Calibri"/>
               </w:rPr>
-              <w:t>MALDI-</w:t>
-            </w:r>
-            <w:proofErr w:type="spellStart"/>
-            <w:r>
-              <w:rPr>
-                <w:rFonts w:ascii="Calibri" w:hAnsi="Calibri" w:cs="Calibri"/>
-              </w:rPr>
-              <w:t>TOF</w:t>
-            </w:r>
-            <w:proofErr w:type="spellEnd"/>
-            <w:r>
-              <w:rPr>
-                <w:rFonts w:ascii="Calibri" w:hAnsi="Calibri" w:cs="Calibri"/>
-              </w:rPr>
-              <w:t xml:space="preserve"> or 16S rRNA sequencing</w:t>
+              <w:t>MALDI-TOF or 16S rRNA sequencing</w:t>
             </w:r>
           </w:p>
         </w:tc>
@@ -22425,7 +21232,7 @@
           <w:szCs w:val="22"/>
         </w:rPr>
       </w:pPr>
-      <w:bookmarkStart w:id="39" w:name="_Toc224292928"/>
+      <w:bookmarkStart w:id="35" w:name="_Toc224292928"/>
       <w:r>
         <w:rPr>
           <w:rFonts w:ascii="Calibri" w:hAnsi="Calibri" w:cs="Calibri"/>
@@ -22434,7 +21241,7 @@
         </w:rPr>
         <w:t>8.3 Instrument Calibration and System Suitability</w:t>
       </w:r>
-      <w:bookmarkEnd w:id="39"/>
+      <w:bookmarkEnd w:id="35"/>
     </w:p>
     <w:p>
       <w:pPr>
@@ -22453,21 +21260,7 @@
         <w:rPr>
           <w:rFonts w:ascii="Calibri" w:hAnsi="Calibri" w:cs="Calibri"/>
         </w:rPr>
-        <w:t xml:space="preserve">All instruments used for </w:t>
-      </w:r>
-      <w:proofErr w:type="spellStart"/>
-      <w:r>
-        <w:rPr>
-          <w:rFonts w:ascii="Calibri" w:hAnsi="Calibri" w:cs="Calibri"/>
-        </w:rPr>
-        <w:t>WFI</w:t>
-      </w:r>
-      <w:proofErr w:type="spellEnd"/>
-      <w:r>
-        <w:rPr>
-          <w:rFonts w:ascii="Calibri" w:hAnsi="Calibri" w:cs="Calibri"/>
-        </w:rPr>
-        <w:t xml:space="preserve"> testing </w:t>
+        <w:t xml:space="preserve">All instruments used for WFI testing </w:t>
       </w:r>
       <w:r>
         <w:rPr>
@@ -22552,21 +21345,7 @@
         <w:rPr>
           <w:rFonts w:ascii="Calibri" w:hAnsi="Calibri" w:cs="Calibri"/>
         </w:rPr>
-        <w:t xml:space="preserve"> within expiry date and traceable to a national metrology institute (e.g., NIST, NPL, </w:t>
-      </w:r>
-      <w:proofErr w:type="spellStart"/>
-      <w:r>
-        <w:rPr>
-          <w:rFonts w:ascii="Calibri" w:hAnsi="Calibri" w:cs="Calibri"/>
-        </w:rPr>
-        <w:t>EURAMET</w:t>
-      </w:r>
-      <w:proofErr w:type="spellEnd"/>
-      <w:r>
-        <w:rPr>
-          <w:rFonts w:ascii="Calibri" w:hAnsi="Calibri" w:cs="Calibri"/>
-        </w:rPr>
-        <w:t>)</w:t>
+        <w:t xml:space="preserve"> within expiry date and traceable to a national metrology institute (e.g., NIST, NPL, EURAMET)</w:t>
       </w:r>
     </w:p>
     <w:p>
@@ -22624,7 +21403,7 @@
           <w:szCs w:val="22"/>
         </w:rPr>
       </w:pPr>
-      <w:bookmarkStart w:id="40" w:name="_Toc224292929"/>
+      <w:bookmarkStart w:id="36" w:name="_Toc224292929"/>
       <w:r>
         <w:rPr>
           <w:rFonts w:ascii="Calibri" w:hAnsi="Calibri" w:cs="Calibri"/>
@@ -22633,7 +21412,7 @@
         </w:rPr>
         <w:t>9. ALERT AND ACTION LIMITS — PROCEDURES</w:t>
       </w:r>
-      <w:bookmarkEnd w:id="40"/>
+      <w:bookmarkEnd w:id="36"/>
     </w:p>
     <w:p>
       <w:pPr>
@@ -22646,7 +21425,7 @@
           <w:szCs w:val="22"/>
         </w:rPr>
       </w:pPr>
-      <w:bookmarkStart w:id="41" w:name="_Toc224292930"/>
+      <w:bookmarkStart w:id="37" w:name="_Toc224292930"/>
       <w:r>
         <w:rPr>
           <w:rFonts w:ascii="Calibri" w:hAnsi="Calibri" w:cs="Calibri"/>
@@ -22655,7 +21434,7 @@
         </w:rPr>
         <w:t>9.1 Definitions</w:t>
       </w:r>
-      <w:bookmarkEnd w:id="41"/>
+      <w:bookmarkEnd w:id="37"/>
     </w:p>
     <w:p>
       <w:pPr>
@@ -22669,21 +21448,7 @@
         <w:rPr>
           <w:rFonts w:ascii="Calibri" w:hAnsi="Calibri" w:cs="Calibri"/>
         </w:rPr>
-        <w:t xml:space="preserve">Alert Limit: A level that, when exceeded, triggers investigation and increased monitoring but does not automatically require rejection of water or cessation of production. The alert limit is set below the action limit and below the </w:t>
-      </w:r>
-      <w:proofErr w:type="spellStart"/>
-      <w:r>
-        <w:rPr>
-          <w:rFonts w:ascii="Calibri" w:hAnsi="Calibri" w:cs="Calibri"/>
-        </w:rPr>
-        <w:t>pharmacopoeial</w:t>
-      </w:r>
-      <w:proofErr w:type="spellEnd"/>
-      <w:r>
-        <w:rPr>
-          <w:rFonts w:ascii="Calibri" w:hAnsi="Calibri" w:cs="Calibri"/>
-        </w:rPr>
-        <w:t xml:space="preserve"> specification.</w:t>
+        <w:t>Alert Limit: A level that, when exceeded, triggers investigation and increased monitoring but does not automatically require rejection of water or cessation of production. The alert limit is set below the action limit and below the pharmacopoeial specification.</w:t>
       </w:r>
     </w:p>
     <w:p>
@@ -22730,26 +21495,16 @@
           <w:szCs w:val="22"/>
         </w:rPr>
       </w:pPr>
-      <w:bookmarkStart w:id="42" w:name="_Toc224292931"/>
+      <w:bookmarkStart w:id="38" w:name="_Toc224292931"/>
       <w:r>
         <w:rPr>
           <w:rFonts w:ascii="Calibri" w:hAnsi="Calibri" w:cs="Calibri"/>
           <w:sz w:val="22"/>
           <w:szCs w:val="22"/>
         </w:rPr>
-        <w:t xml:space="preserve">9.2 Alert and Action Limit Table — </w:t>
+        <w:t>9.2 Alert and Action Limit Table — WFI</w:t>
       </w:r>
-      <w:proofErr w:type="spellStart"/>
-      <w:r>
-        <w:rPr>
-          <w:rFonts w:ascii="Calibri" w:hAnsi="Calibri" w:cs="Calibri"/>
-          <w:sz w:val="22"/>
-          <w:szCs w:val="22"/>
-        </w:rPr>
-        <w:t>WFI</w:t>
-      </w:r>
-      <w:bookmarkEnd w:id="42"/>
-      <w:proofErr w:type="spellEnd"/>
+      <w:bookmarkEnd w:id="38"/>
     </w:p>
     <w:p>
       <w:pPr>
@@ -23025,21 +21780,7 @@
               <w:rPr>
                 <w:rFonts w:ascii="Calibri" w:hAnsi="Calibri" w:cs="Calibri"/>
               </w:rPr>
-              <w:t xml:space="preserve"> </w:t>
-            </w:r>
-            <w:proofErr w:type="spellStart"/>
-            <w:r>
-              <w:rPr>
-                <w:rFonts w:ascii="Calibri" w:hAnsi="Calibri" w:cs="Calibri"/>
-              </w:rPr>
-              <w:t>μS</w:t>
-            </w:r>
-            <w:proofErr w:type="spellEnd"/>
-            <w:r>
-              <w:rPr>
-                <w:rFonts w:ascii="Calibri" w:hAnsi="Calibri" w:cs="Calibri"/>
-              </w:rPr>
-              <w:t>/cm</w:t>
+              <w:t xml:space="preserve"> μS/cm</w:t>
             </w:r>
           </w:p>
         </w:tc>
@@ -23085,21 +21826,7 @@
               <w:rPr>
                 <w:rFonts w:ascii="Calibri" w:hAnsi="Calibri" w:cs="Calibri"/>
               </w:rPr>
-              <w:t xml:space="preserve"> </w:t>
-            </w:r>
-            <w:proofErr w:type="spellStart"/>
-            <w:r>
-              <w:rPr>
-                <w:rFonts w:ascii="Calibri" w:hAnsi="Calibri" w:cs="Calibri"/>
-              </w:rPr>
-              <w:t>μS</w:t>
-            </w:r>
-            <w:proofErr w:type="spellEnd"/>
-            <w:r>
-              <w:rPr>
-                <w:rFonts w:ascii="Calibri" w:hAnsi="Calibri" w:cs="Calibri"/>
-              </w:rPr>
-              <w:t>/cm</w:t>
+              <w:t xml:space="preserve"> μS/cm</w:t>
             </w:r>
           </w:p>
         </w:tc>
@@ -23133,21 +21860,7 @@
               <w:rPr>
                 <w:rFonts w:ascii="Calibri" w:hAnsi="Calibri" w:cs="Calibri"/>
               </w:rPr>
-              <w:t xml:space="preserve">≤1.3 </w:t>
-            </w:r>
-            <w:proofErr w:type="spellStart"/>
-            <w:r>
-              <w:rPr>
-                <w:rFonts w:ascii="Calibri" w:hAnsi="Calibri" w:cs="Calibri"/>
-              </w:rPr>
-              <w:t>μS</w:t>
-            </w:r>
-            <w:proofErr w:type="spellEnd"/>
-            <w:r>
-              <w:rPr>
-                <w:rFonts w:ascii="Calibri" w:hAnsi="Calibri" w:cs="Calibri"/>
-              </w:rPr>
-              <w:t>/cm</w:t>
+              <w:t>≤1.3 μS/cm</w:t>
             </w:r>
           </w:p>
         </w:tc>
@@ -23635,7 +22348,7 @@
           <w:szCs w:val="22"/>
         </w:rPr>
       </w:pPr>
-      <w:bookmarkStart w:id="43" w:name="_Toc224292932"/>
+      <w:bookmarkStart w:id="39" w:name="_Toc224292932"/>
       <w:r>
         <w:rPr>
           <w:rFonts w:ascii="Calibri" w:hAnsi="Calibri" w:cs="Calibri"/>
@@ -23645,7 +22358,7 @@
         <w:lastRenderedPageBreak/>
         <w:t>9.3 Alert Exceedance Response Procedure</w:t>
       </w:r>
-      <w:bookmarkEnd w:id="43"/>
+      <w:bookmarkEnd w:id="39"/>
     </w:p>
     <w:p>
       <w:pPr>
@@ -23871,7 +22584,7 @@
           <w:szCs w:val="22"/>
         </w:rPr>
       </w:pPr>
-      <w:bookmarkStart w:id="44" w:name="_Toc224292933"/>
+      <w:bookmarkStart w:id="40" w:name="_Toc224292933"/>
       <w:r>
         <w:rPr>
           <w:rFonts w:ascii="Calibri" w:hAnsi="Calibri" w:cs="Calibri"/>
@@ -23880,7 +22593,7 @@
         </w:rPr>
         <w:t>9.4 Action Limit Exceedance Response Procedure</w:t>
       </w:r>
-      <w:bookmarkEnd w:id="44"/>
+      <w:bookmarkEnd w:id="40"/>
     </w:p>
     <w:p>
       <w:pPr>
@@ -23939,21 +22652,7 @@
         <w:rPr>
           <w:rFonts w:ascii="Calibri" w:hAnsi="Calibri" w:cs="Calibri"/>
         </w:rPr>
-        <w:t xml:space="preserve">Isolate the affected section if </w:t>
-      </w:r>
-      <w:proofErr w:type="gramStart"/>
-      <w:r>
-        <w:rPr>
-          <w:rFonts w:ascii="Calibri" w:hAnsi="Calibri" w:cs="Calibri"/>
-        </w:rPr>
-        <w:t>possible</w:t>
-      </w:r>
-      <w:proofErr w:type="gramEnd"/>
-      <w:r>
-        <w:rPr>
-          <w:rFonts w:ascii="Calibri" w:hAnsi="Calibri" w:cs="Calibri"/>
-        </w:rPr>
-        <w:t xml:space="preserve"> without compromising the entire loop</w:t>
+        <w:t>Isolate the affected section if possible without compromising the entire loop</w:t>
       </w:r>
     </w:p>
     <w:p>
@@ -24125,7 +22824,7 @@
           <w:szCs w:val="22"/>
         </w:rPr>
       </w:pPr>
-      <w:bookmarkStart w:id="45" w:name="_Toc224292934"/>
+      <w:bookmarkStart w:id="41" w:name="_Toc224292934"/>
       <w:r>
         <w:rPr>
           <w:rFonts w:ascii="Calibri" w:hAnsi="Calibri" w:cs="Calibri"/>
@@ -24135,7 +22834,7 @@
         <w:lastRenderedPageBreak/>
         <w:t>10. SANITISATION AND MAINTENANCE REQUIREMENTS</w:t>
       </w:r>
-      <w:bookmarkEnd w:id="45"/>
+      <w:bookmarkEnd w:id="41"/>
     </w:p>
     <w:p>
       <w:pPr>
@@ -24148,34 +22847,16 @@
           <w:szCs w:val="22"/>
         </w:rPr>
       </w:pPr>
-      <w:bookmarkStart w:id="46" w:name="_Toc224292935"/>
+      <w:bookmarkStart w:id="42" w:name="_Toc224292935"/>
       <w:r>
         <w:rPr>
           <w:rFonts w:ascii="Calibri" w:hAnsi="Calibri" w:cs="Calibri"/>
           <w:sz w:val="22"/>
           <w:szCs w:val="22"/>
         </w:rPr>
-        <w:t xml:space="preserve">10.1 </w:t>
+        <w:t>10.1 WFI Storage and Distribution — Hot Water Sanitisation</w:t>
       </w:r>
-      <w:proofErr w:type="spellStart"/>
-      <w:r>
-        <w:rPr>
-          <w:rFonts w:ascii="Calibri" w:hAnsi="Calibri" w:cs="Calibri"/>
-          <w:sz w:val="22"/>
-          <w:szCs w:val="22"/>
-        </w:rPr>
-        <w:t>WFI</w:t>
-      </w:r>
-      <w:proofErr w:type="spellEnd"/>
-      <w:r>
-        <w:rPr>
-          <w:rFonts w:ascii="Calibri" w:hAnsi="Calibri" w:cs="Calibri"/>
-          <w:sz w:val="22"/>
-          <w:szCs w:val="22"/>
-        </w:rPr>
-        <w:t xml:space="preserve"> Storage and Distribution — Hot Water Sanitisation</w:t>
-      </w:r>
-      <w:bookmarkEnd w:id="46"/>
+      <w:bookmarkEnd w:id="42"/>
     </w:p>
     <w:p>
       <w:pPr>
@@ -24189,35 +22870,7 @@
         <w:rPr>
           <w:rFonts w:ascii="Calibri" w:hAnsi="Calibri" w:cs="Calibri"/>
         </w:rPr>
-        <w:t xml:space="preserve">The primary sanitisation mechanism for the </w:t>
-      </w:r>
-      <w:proofErr w:type="spellStart"/>
-      <w:r>
-        <w:rPr>
-          <w:rFonts w:ascii="Calibri" w:hAnsi="Calibri" w:cs="Calibri"/>
-        </w:rPr>
-        <w:t>WFI</w:t>
-      </w:r>
-      <w:proofErr w:type="spellEnd"/>
-      <w:r>
-        <w:rPr>
-          <w:rFonts w:ascii="Calibri" w:hAnsi="Calibri" w:cs="Calibri"/>
-        </w:rPr>
-        <w:t xml:space="preserve"> storage and distribution system </w:t>
-      </w:r>
-      <w:proofErr w:type="gramStart"/>
-      <w:r>
-        <w:rPr>
-          <w:rFonts w:ascii="Calibri" w:hAnsi="Calibri" w:cs="Calibri"/>
-        </w:rPr>
-        <w:t>is maintenance of ≥80°C at all times</w:t>
-      </w:r>
-      <w:proofErr w:type="gramEnd"/>
-      <w:r>
-        <w:rPr>
-          <w:rFonts w:ascii="Calibri" w:hAnsi="Calibri" w:cs="Calibri"/>
-        </w:rPr>
-        <w:t xml:space="preserve"> during hot operation. In addition, periodic thermal sanitisation cycles are performed at ≥121°C (where system design permits) or ≥80°C for extended periods per approved SOP.</w:t>
+        <w:t>The primary sanitisation mechanism for the WFI storage and distribution system is maintenance of ≥80°C at all times during hot operation. In addition, periodic thermal sanitisation cycles are performed at ≥121°C (where system design permits) or ≥80°C for extended periods per approved SOP.</w:t>
       </w:r>
     </w:p>
     <w:p>
@@ -24394,19 +23047,11 @@
                 <w:rFonts w:ascii="Calibri" w:hAnsi="Calibri" w:cs="Calibri"/>
               </w:rPr>
             </w:pPr>
-            <w:proofErr w:type="spellStart"/>
-            <w:r>
-              <w:rPr>
-                <w:rFonts w:ascii="Calibri" w:hAnsi="Calibri" w:cs="Calibri"/>
-              </w:rPr>
-              <w:t>WFI</w:t>
-            </w:r>
-            <w:proofErr w:type="spellEnd"/>
-            <w:r>
-              <w:rPr>
-                <w:rFonts w:ascii="Calibri" w:hAnsi="Calibri" w:cs="Calibri"/>
-              </w:rPr>
-              <w:t xml:space="preserve"> storage tanks</w:t>
+            <w:r>
+              <w:rPr>
+                <w:rFonts w:ascii="Calibri" w:hAnsi="Calibri" w:cs="Calibri"/>
+              </w:rPr>
+              <w:t>WFI storage tanks</w:t>
             </w:r>
           </w:p>
         </w:tc>
@@ -24506,19 +23151,11 @@
                 <w:rFonts w:ascii="Calibri" w:hAnsi="Calibri" w:cs="Calibri"/>
               </w:rPr>
             </w:pPr>
-            <w:proofErr w:type="spellStart"/>
-            <w:r>
-              <w:rPr>
-                <w:rFonts w:ascii="Calibri" w:hAnsi="Calibri" w:cs="Calibri"/>
-              </w:rPr>
-              <w:t>WFI</w:t>
-            </w:r>
-            <w:proofErr w:type="spellEnd"/>
-            <w:r>
-              <w:rPr>
-                <w:rFonts w:ascii="Calibri" w:hAnsi="Calibri" w:cs="Calibri"/>
-              </w:rPr>
-              <w:t xml:space="preserve"> distribution loop</w:t>
+            <w:r>
+              <w:rPr>
+                <w:rFonts w:ascii="Calibri" w:hAnsi="Calibri" w:cs="Calibri"/>
+              </w:rPr>
+              <w:t>WFI distribution loop</w:t>
             </w:r>
           </w:p>
         </w:tc>
@@ -24618,14 +23255,12 @@
                 <w:rFonts w:ascii="Calibri" w:hAnsi="Calibri" w:cs="Calibri"/>
               </w:rPr>
             </w:pPr>
-            <w:proofErr w:type="spellStart"/>
             <w:r>
               <w:rPr>
                 <w:rFonts w:ascii="Calibri" w:hAnsi="Calibri" w:cs="Calibri"/>
               </w:rPr>
               <w:t>MCDP</w:t>
             </w:r>
-            <w:proofErr w:type="spellEnd"/>
           </w:p>
         </w:tc>
         <w:tc>
@@ -25453,7 +24088,7 @@
           <w:szCs w:val="22"/>
         </w:rPr>
       </w:pPr>
-      <w:bookmarkStart w:id="47" w:name="_Toc224292936"/>
+      <w:bookmarkStart w:id="43" w:name="_Toc224292936"/>
       <w:r>
         <w:rPr>
           <w:rFonts w:ascii="Calibri" w:hAnsi="Calibri" w:cs="Calibri"/>
@@ -25462,7 +24097,7 @@
         </w:rPr>
         <w:t>10.2 Planned Maintenance Impact on Validation</w:t>
       </w:r>
-      <w:bookmarkEnd w:id="47"/>
+      <w:bookmarkEnd w:id="43"/>
     </w:p>
     <w:p>
       <w:pPr>
@@ -25496,21 +24131,7 @@
         <w:rPr>
           <w:rFonts w:ascii="Calibri" w:hAnsi="Calibri" w:cs="Calibri"/>
         </w:rPr>
-        <w:t xml:space="preserve">Any replacement of membrane, resin, or filter media requires post-change sampling before </w:t>
-      </w:r>
-      <w:proofErr w:type="spellStart"/>
-      <w:r>
-        <w:rPr>
-          <w:rFonts w:ascii="Calibri" w:hAnsi="Calibri" w:cs="Calibri"/>
-        </w:rPr>
-        <w:t>WFI</w:t>
-      </w:r>
-      <w:proofErr w:type="spellEnd"/>
-      <w:r>
-        <w:rPr>
-          <w:rFonts w:ascii="Calibri" w:hAnsi="Calibri" w:cs="Calibri"/>
-        </w:rPr>
-        <w:t xml:space="preserve"> production resumes — minimum 3 consecutive compliant samples at all downstream points</w:t>
+        <w:t>Any replacement of membrane, resin, or filter media requires post-change sampling before WFI production resumes — minimum 3 consecutive compliant samples at all downstream points</w:t>
       </w:r>
     </w:p>
     <w:p>
@@ -25530,21 +24151,7 @@
         <w:rPr>
           <w:rFonts w:ascii="Calibri" w:hAnsi="Calibri" w:cs="Calibri"/>
         </w:rPr>
-        <w:t xml:space="preserve">Any break in the </w:t>
-      </w:r>
-      <w:proofErr w:type="spellStart"/>
-      <w:r>
-        <w:rPr>
-          <w:rFonts w:ascii="Calibri" w:hAnsi="Calibri" w:cs="Calibri"/>
-        </w:rPr>
-        <w:t>WFI</w:t>
-      </w:r>
-      <w:proofErr w:type="spellEnd"/>
-      <w:r>
-        <w:rPr>
-          <w:rFonts w:ascii="Calibri" w:hAnsi="Calibri" w:cs="Calibri"/>
-        </w:rPr>
-        <w:t xml:space="preserve"> loop (opening of sealed pipework, replacement of gaskets or valves) requires sanitisation and re-qualification sampling — minimum 5 consecutive compliant samples</w:t>
+        <w:t>Any break in the WFI loop (opening of sealed pipework, replacement of gaskets or valves) requires sanitisation and re-qualification sampling — minimum 5 consecutive compliant samples</w:t>
       </w:r>
     </w:p>
     <w:p>
@@ -25560,19 +24167,11 @@
           <w:rFonts w:ascii="Calibri" w:hAnsi="Calibri" w:cs="Calibri"/>
         </w:rPr>
       </w:pPr>
-      <w:proofErr w:type="spellStart"/>
       <w:r>
         <w:rPr>
           <w:rFonts w:ascii="Calibri" w:hAnsi="Calibri" w:cs="Calibri"/>
         </w:rPr>
-        <w:t>MCDP</w:t>
-      </w:r>
-      <w:proofErr w:type="spellEnd"/>
-      <w:r>
-        <w:rPr>
-          <w:rFonts w:ascii="Calibri" w:hAnsi="Calibri" w:cs="Calibri"/>
-        </w:rPr>
-        <w:t xml:space="preserve"> column inspections require full recommissioning and at minimum 2 days of intensive sampling before resumption of normal production</w:t>
+        <w:t>MCDP column inspections require full recommissioning and at minimum 2 days of intensive sampling before resumption of normal production</w:t>
       </w:r>
     </w:p>
     <w:p>
@@ -25644,7 +24243,7 @@
           <w:szCs w:val="22"/>
         </w:rPr>
       </w:pPr>
-      <w:bookmarkStart w:id="48" w:name="_Toc224292937"/>
+      <w:bookmarkStart w:id="44" w:name="_Toc224292937"/>
       <w:r>
         <w:rPr>
           <w:rFonts w:ascii="Calibri" w:hAnsi="Calibri" w:cs="Calibri"/>
@@ -25654,7 +24253,7 @@
         <w:lastRenderedPageBreak/>
         <w:t>11. DEVIATION MANAGEMENT, OOS RESULTS, AND CAPA</w:t>
       </w:r>
-      <w:bookmarkEnd w:id="48"/>
+      <w:bookmarkEnd w:id="44"/>
     </w:p>
     <w:p>
       <w:pPr>
@@ -25667,7 +24266,7 @@
           <w:szCs w:val="22"/>
         </w:rPr>
       </w:pPr>
-      <w:bookmarkStart w:id="49" w:name="_Toc224292938"/>
+      <w:bookmarkStart w:id="45" w:name="_Toc224292938"/>
       <w:r>
         <w:rPr>
           <w:rFonts w:ascii="Calibri" w:hAnsi="Calibri" w:cs="Calibri"/>
@@ -25676,7 +24275,7 @@
         </w:rPr>
         <w:t>11.1 Out-of-Specification (OOS) Result Handling</w:t>
       </w:r>
-      <w:bookmarkEnd w:id="49"/>
+      <w:bookmarkEnd w:id="45"/>
     </w:p>
     <w:p>
       <w:pPr>
@@ -25690,21 +24289,7 @@
         <w:rPr>
           <w:rFonts w:ascii="Calibri" w:hAnsi="Calibri" w:cs="Calibri"/>
         </w:rPr>
-        <w:t xml:space="preserve">An OOS result is any analytical result that fails to meet the </w:t>
-      </w:r>
-      <w:proofErr w:type="spellStart"/>
-      <w:r>
-        <w:rPr>
-          <w:rFonts w:ascii="Calibri" w:hAnsi="Calibri" w:cs="Calibri"/>
-        </w:rPr>
-        <w:t>pharmacopoeial</w:t>
-      </w:r>
-      <w:proofErr w:type="spellEnd"/>
-      <w:r>
-        <w:rPr>
-          <w:rFonts w:ascii="Calibri" w:hAnsi="Calibri" w:cs="Calibri"/>
-        </w:rPr>
-        <w:t xml:space="preserve"> specification or the internal action limit for a defined parameter. The following procedure must be followed for all OOS results:</w:t>
+        <w:t>An OOS result is any analytical result that fails to meet the pharmacopoeial specification or the internal action limit for a defined parameter. The following procedure must be followed for all OOS results:</w:t>
       </w:r>
     </w:p>
     <w:p>
@@ -25856,7 +24441,7 @@
           <w:szCs w:val="22"/>
         </w:rPr>
       </w:pPr>
-      <w:bookmarkStart w:id="50" w:name="_Toc224292939"/>
+      <w:bookmarkStart w:id="46" w:name="_Toc224292939"/>
       <w:r>
         <w:rPr>
           <w:rFonts w:ascii="Calibri" w:hAnsi="Calibri" w:cs="Calibri"/>
@@ -25865,7 +24450,7 @@
         </w:rPr>
         <w:t>11.2 Validation Failure Criteria</w:t>
       </w:r>
-      <w:bookmarkEnd w:id="50"/>
+      <w:bookmarkEnd w:id="46"/>
     </w:p>
     <w:p>
       <w:pPr>
@@ -25901,43 +24486,7 @@
           <w:b/>
           <w:bCs/>
         </w:rPr>
-        <w:t xml:space="preserve">Any </w:t>
-      </w:r>
-      <w:proofErr w:type="spellStart"/>
-      <w:r>
-        <w:rPr>
-          <w:rFonts w:ascii="Calibri" w:hAnsi="Calibri" w:cs="Calibri"/>
-          <w:b/>
-          <w:bCs/>
-        </w:rPr>
-        <w:t>WFI</w:t>
-      </w:r>
-      <w:proofErr w:type="spellEnd"/>
-      <w:r>
-        <w:rPr>
-          <w:rFonts w:ascii="Calibri" w:hAnsi="Calibri" w:cs="Calibri"/>
-          <w:b/>
-          <w:bCs/>
-        </w:rPr>
-        <w:t xml:space="preserve"> result fails the </w:t>
-      </w:r>
-      <w:proofErr w:type="spellStart"/>
-      <w:r>
-        <w:rPr>
-          <w:rFonts w:ascii="Calibri" w:hAnsi="Calibri" w:cs="Calibri"/>
-          <w:b/>
-          <w:bCs/>
-        </w:rPr>
-        <w:t>pharmacopoeial</w:t>
-      </w:r>
-      <w:proofErr w:type="spellEnd"/>
-      <w:r>
-        <w:rPr>
-          <w:rFonts w:ascii="Calibri" w:hAnsi="Calibri" w:cs="Calibri"/>
-          <w:b/>
-          <w:bCs/>
-        </w:rPr>
-        <w:t xml:space="preserve"> specification (Ph. Eur. 0169 or USP &lt;1231&gt;) without a confirmed laboratory invalidation</w:t>
+        <w:t>Any WFI result fails the pharmacopoeial specification (Ph. Eur. 0169 or USP &lt;1231&gt;) without a confirmed laboratory invalidation</w:t>
       </w:r>
     </w:p>
     <w:p>
@@ -25982,18 +24531,8 @@
           <w:b/>
           <w:bCs/>
         </w:rPr>
-        <w:t xml:space="preserve">Any confirmed endotoxin result &gt;0.25 EU/mL in </w:t>
+        <w:t>Any confirmed endotoxin result &gt;0.25 EU/mL in WFI</w:t>
       </w:r>
-      <w:proofErr w:type="spellStart"/>
-      <w:r>
-        <w:rPr>
-          <w:rFonts w:ascii="Calibri" w:hAnsi="Calibri" w:cs="Calibri"/>
-          <w:b/>
-          <w:bCs/>
-        </w:rPr>
-        <w:t>WFI</w:t>
-      </w:r>
-      <w:proofErr w:type="spellEnd"/>
     </w:p>
     <w:p>
       <w:pPr>
@@ -26014,18 +24553,8 @@
           <w:b/>
           <w:bCs/>
         </w:rPr>
-        <w:t xml:space="preserve">Any confirmed bioburden result &gt;10 CFU/100 mL in </w:t>
+        <w:t>Any confirmed bioburden result &gt;10 CFU/100 mL in WFI</w:t>
       </w:r>
-      <w:proofErr w:type="spellStart"/>
-      <w:r>
-        <w:rPr>
-          <w:rFonts w:ascii="Calibri" w:hAnsi="Calibri" w:cs="Calibri"/>
-          <w:b/>
-          <w:bCs/>
-        </w:rPr>
-        <w:t>WFI</w:t>
-      </w:r>
-      <w:proofErr w:type="spellEnd"/>
     </w:p>
     <w:p>
       <w:pPr>
@@ -26096,7 +24625,7 @@
           <w:szCs w:val="22"/>
         </w:rPr>
       </w:pPr>
-      <w:bookmarkStart w:id="51" w:name="_Toc224292940"/>
+      <w:bookmarkStart w:id="47" w:name="_Toc224292940"/>
       <w:r>
         <w:rPr>
           <w:rFonts w:ascii="Calibri" w:hAnsi="Calibri" w:cs="Calibri"/>
@@ -26105,7 +24634,7 @@
         </w:rPr>
         <w:t>12. DOCUMENTATION AND DATA MANAGEMENT</w:t>
       </w:r>
-      <w:bookmarkEnd w:id="51"/>
+      <w:bookmarkEnd w:id="47"/>
     </w:p>
     <w:p>
       <w:pPr>
@@ -26118,7 +24647,7 @@
           <w:szCs w:val="22"/>
         </w:rPr>
       </w:pPr>
-      <w:bookmarkStart w:id="52" w:name="_Toc224292941"/>
+      <w:bookmarkStart w:id="48" w:name="_Toc224292941"/>
       <w:r>
         <w:rPr>
           <w:rFonts w:ascii="Calibri" w:hAnsi="Calibri" w:cs="Calibri"/>
@@ -26127,7 +24656,7 @@
         </w:rPr>
         <w:t>12.1 Required Validation Documents</w:t>
       </w:r>
-      <w:bookmarkEnd w:id="52"/>
+      <w:bookmarkEnd w:id="48"/>
     </w:p>
     <w:p>
       <w:pPr>
@@ -26479,21 +25008,7 @@
               <w:rPr>
                 <w:rFonts w:ascii="Calibri" w:hAnsi="Calibri" w:cs="Calibri"/>
               </w:rPr>
-              <w:t xml:space="preserve">Completed within 10 </w:t>
-            </w:r>
-            <w:proofErr w:type="spellStart"/>
-            <w:r>
-              <w:rPr>
-                <w:rFonts w:ascii="Calibri" w:hAnsi="Calibri" w:cs="Calibri"/>
-              </w:rPr>
-              <w:t>WD</w:t>
-            </w:r>
-            <w:proofErr w:type="spellEnd"/>
-            <w:r>
-              <w:rPr>
-                <w:rFonts w:ascii="Calibri" w:hAnsi="Calibri" w:cs="Calibri"/>
-              </w:rPr>
-              <w:t xml:space="preserve"> of Phase 1 end</w:t>
+              <w:t>Completed within 10 WD of Phase 1 end</w:t>
             </w:r>
           </w:p>
         </w:tc>
@@ -26597,21 +25112,7 @@
               <w:rPr>
                 <w:rFonts w:ascii="Calibri" w:hAnsi="Calibri" w:cs="Calibri"/>
               </w:rPr>
-              <w:t xml:space="preserve">Completed within 10 </w:t>
-            </w:r>
-            <w:proofErr w:type="spellStart"/>
-            <w:r>
-              <w:rPr>
-                <w:rFonts w:ascii="Calibri" w:hAnsi="Calibri" w:cs="Calibri"/>
-              </w:rPr>
-              <w:t>WD</w:t>
-            </w:r>
-            <w:proofErr w:type="spellEnd"/>
-            <w:r>
-              <w:rPr>
-                <w:rFonts w:ascii="Calibri" w:hAnsi="Calibri" w:cs="Calibri"/>
-              </w:rPr>
-              <w:t xml:space="preserve"> of Phase 2 end</w:t>
+              <w:t>Completed within 10 WD of Phase 2 end</w:t>
             </w:r>
           </w:p>
         </w:tc>
@@ -27276,19 +25777,11 @@
                 <w:rFonts w:ascii="Calibri" w:hAnsi="Calibri" w:cs="Calibri"/>
               </w:rPr>
             </w:pPr>
-            <w:proofErr w:type="spellStart"/>
-            <w:r>
-              <w:rPr>
-                <w:rFonts w:ascii="Calibri" w:hAnsi="Calibri" w:cs="Calibri"/>
-              </w:rPr>
-              <w:t>LIMS</w:t>
-            </w:r>
-            <w:proofErr w:type="spellEnd"/>
-            <w:r>
-              <w:rPr>
-                <w:rFonts w:ascii="Calibri" w:hAnsi="Calibri" w:cs="Calibri"/>
-              </w:rPr>
-              <w:t xml:space="preserve"> /Laboratory Data</w:t>
+            <w:r>
+              <w:rPr>
+                <w:rFonts w:ascii="Calibri" w:hAnsi="Calibri" w:cs="Calibri"/>
+              </w:rPr>
+              <w:t>LIMS /Laboratory Data</w:t>
             </w:r>
             <w:r>
               <w:rPr>
@@ -27364,23 +25857,7 @@
                 <w:rFonts w:ascii="Calibri" w:hAnsi="Calibri" w:cs="Calibri"/>
                 <w:lang w:val="fr-FR"/>
               </w:rPr>
-              <w:t xml:space="preserve">21 </w:t>
-            </w:r>
-            <w:proofErr w:type="spellStart"/>
-            <w:r>
-              <w:rPr>
-                <w:rFonts w:ascii="Calibri" w:hAnsi="Calibri" w:cs="Calibri"/>
-                <w:lang w:val="fr-FR"/>
-              </w:rPr>
-              <w:t>CFR</w:t>
-            </w:r>
-            <w:proofErr w:type="spellEnd"/>
-            <w:r>
-              <w:rPr>
-                <w:rFonts w:ascii="Calibri" w:hAnsi="Calibri" w:cs="Calibri"/>
-                <w:lang w:val="fr-FR"/>
-              </w:rPr>
-              <w:t xml:space="preserve"> Part 11 / EU Annex 11 compliant</w:t>
+              <w:t>21 CFR Part 11 / EU Annex 11 compliant</w:t>
             </w:r>
           </w:p>
         </w:tc>
@@ -27718,7 +26195,7 @@
           <w:szCs w:val="22"/>
         </w:rPr>
       </w:pPr>
-      <w:bookmarkStart w:id="53" w:name="_Toc224292942"/>
+      <w:bookmarkStart w:id="49" w:name="_Toc224292942"/>
       <w:r>
         <w:rPr>
           <w:rFonts w:ascii="Calibri" w:hAnsi="Calibri" w:cs="Calibri"/>
@@ -27727,7 +26204,7 @@
         </w:rPr>
         <w:t>12.2 Data Integrity Requirements</w:t>
       </w:r>
-      <w:bookmarkEnd w:id="53"/>
+      <w:bookmarkEnd w:id="49"/>
     </w:p>
     <w:p>
       <w:pPr>
@@ -27814,14 +26291,12 @@
           <w:rFonts w:ascii="Calibri" w:hAnsi="Calibri" w:cs="Calibri"/>
         </w:rPr>
       </w:pPr>
-      <w:proofErr w:type="spellStart"/>
       <w:r>
         <w:rPr>
           <w:rFonts w:ascii="Calibri" w:hAnsi="Calibri" w:cs="Calibri"/>
         </w:rPr>
         <w:t>LIMS</w:t>
       </w:r>
-      <w:proofErr w:type="spellEnd"/>
       <w:r>
         <w:rPr>
           <w:rFonts w:ascii="Calibri" w:hAnsi="Calibri" w:cs="Calibri"/>
@@ -27832,21 +26307,7 @@
         <w:rPr>
           <w:rFonts w:ascii="Calibri" w:hAnsi="Calibri" w:cs="Calibri"/>
         </w:rPr>
-        <w:t xml:space="preserve"> are the master record; </w:t>
-      </w:r>
-      <w:proofErr w:type="spellStart"/>
-      <w:r>
-        <w:rPr>
-          <w:rFonts w:ascii="Calibri" w:hAnsi="Calibri" w:cs="Calibri"/>
-        </w:rPr>
-        <w:t>LIMS</w:t>
-      </w:r>
-      <w:proofErr w:type="spellEnd"/>
-      <w:r>
-        <w:rPr>
-          <w:rFonts w:ascii="Calibri" w:hAnsi="Calibri" w:cs="Calibri"/>
-        </w:rPr>
-        <w:t xml:space="preserve"> must be validated and access controlled</w:t>
+        <w:t xml:space="preserve"> are the master record; LIMS must be validated and access controlled</w:t>
       </w:r>
     </w:p>
     <w:p>
@@ -27918,7 +26379,7 @@
           <w:szCs w:val="22"/>
         </w:rPr>
       </w:pPr>
-      <w:bookmarkStart w:id="54" w:name="_Toc224292943"/>
+      <w:bookmarkStart w:id="50" w:name="_Toc224292943"/>
       <w:r>
         <w:rPr>
           <w:rFonts w:ascii="Calibri" w:hAnsi="Calibri" w:cs="Calibri"/>
@@ -27928,7 +26389,7 @@
         <w:lastRenderedPageBreak/>
         <w:t>13. CHANGE CONTROL AND RE-QUALIFICATION</w:t>
       </w:r>
-      <w:bookmarkEnd w:id="54"/>
+      <w:bookmarkEnd w:id="50"/>
     </w:p>
     <w:p>
       <w:pPr>
@@ -27941,7 +26402,7 @@
           <w:szCs w:val="22"/>
         </w:rPr>
       </w:pPr>
-      <w:bookmarkStart w:id="55" w:name="_Toc224292944"/>
+      <w:bookmarkStart w:id="51" w:name="_Toc224292944"/>
       <w:r>
         <w:rPr>
           <w:rFonts w:ascii="Calibri" w:hAnsi="Calibri" w:cs="Calibri"/>
@@ -27950,7 +26411,7 @@
         </w:rPr>
         <w:t>13.1 Changes Requiring Re-qualification</w:t>
       </w:r>
-      <w:bookmarkEnd w:id="55"/>
+      <w:bookmarkEnd w:id="51"/>
     </w:p>
     <w:p>
       <w:pPr>
@@ -28145,21 +26606,7 @@
               <w:rPr>
                 <w:rFonts w:ascii="Calibri" w:hAnsi="Calibri" w:cs="Calibri"/>
               </w:rPr>
-              <w:t xml:space="preserve">Replacement of </w:t>
-            </w:r>
-            <w:proofErr w:type="spellStart"/>
-            <w:r>
-              <w:rPr>
-                <w:rFonts w:ascii="Calibri" w:hAnsi="Calibri" w:cs="Calibri"/>
-              </w:rPr>
-              <w:t>MCDP</w:t>
-            </w:r>
-            <w:proofErr w:type="spellEnd"/>
-            <w:r>
-              <w:rPr>
-                <w:rFonts w:ascii="Calibri" w:hAnsi="Calibri" w:cs="Calibri"/>
-              </w:rPr>
-              <w:t xml:space="preserve"> column(s)</w:t>
+              <w:t>Replacement of MCDP column(s)</w:t>
             </w:r>
           </w:p>
         </w:tc>
@@ -28575,21 +27022,7 @@
               <w:rPr>
                 <w:rFonts w:ascii="Calibri" w:hAnsi="Calibri" w:cs="Calibri"/>
               </w:rPr>
-              <w:t xml:space="preserve">Change in </w:t>
-            </w:r>
-            <w:proofErr w:type="spellStart"/>
-            <w:r>
-              <w:rPr>
-                <w:rFonts w:ascii="Calibri" w:hAnsi="Calibri" w:cs="Calibri"/>
-              </w:rPr>
-              <w:t>WFI</w:t>
-            </w:r>
-            <w:proofErr w:type="spellEnd"/>
-            <w:r>
-              <w:rPr>
-                <w:rFonts w:ascii="Calibri" w:hAnsi="Calibri" w:cs="Calibri"/>
-              </w:rPr>
-              <w:t xml:space="preserve"> storage temperature setpoint</w:t>
+              <w:t>Change in WFI storage temperature setpoint</w:t>
             </w:r>
           </w:p>
         </w:tc>
@@ -28861,19 +27294,11 @@
                 <w:rFonts w:ascii="Calibri" w:hAnsi="Calibri" w:cs="Calibri"/>
               </w:rPr>
             </w:pPr>
-            <w:proofErr w:type="spellStart"/>
-            <w:r>
-              <w:rPr>
-                <w:rFonts w:ascii="Calibri" w:hAnsi="Calibri" w:cs="Calibri"/>
-              </w:rPr>
-              <w:t>P&amp;ID</w:t>
-            </w:r>
-            <w:proofErr w:type="spellEnd"/>
-            <w:r>
-              <w:rPr>
-                <w:rFonts w:ascii="Calibri" w:hAnsi="Calibri" w:cs="Calibri"/>
-              </w:rPr>
-              <w:t xml:space="preserve"> update required</w:t>
+            <w:r>
+              <w:rPr>
+                <w:rFonts w:ascii="Calibri" w:hAnsi="Calibri" w:cs="Calibri"/>
+              </w:rPr>
+              <w:t>P&amp;ID update required</w:t>
             </w:r>
           </w:p>
         </w:tc>
@@ -29215,7 +27640,7 @@
           <w:szCs w:val="22"/>
         </w:rPr>
       </w:pPr>
-      <w:bookmarkStart w:id="56" w:name="_Toc224292945"/>
+      <w:bookmarkStart w:id="52" w:name="_Toc224292945"/>
       <w:r>
         <w:rPr>
           <w:rFonts w:ascii="Calibri" w:hAnsi="Calibri" w:cs="Calibri"/>
@@ -29224,7 +27649,7 @@
         </w:rPr>
         <w:t>14. ROLES AND RESPONSIBILITIES</w:t>
       </w:r>
-      <w:bookmarkEnd w:id="56"/>
+      <w:bookmarkEnd w:id="52"/>
     </w:p>
     <w:p>
       <w:pPr>
@@ -29628,21 +28053,7 @@
               <w:rPr>
                 <w:rFonts w:ascii="Calibri" w:hAnsi="Calibri" w:cs="Calibri"/>
               </w:rPr>
-              <w:t xml:space="preserve">Approval of sampling SOPs and analytical methods; oversight of sampling execution; </w:t>
-            </w:r>
-            <w:proofErr w:type="spellStart"/>
-            <w:r>
-              <w:rPr>
-                <w:rFonts w:ascii="Calibri" w:hAnsi="Calibri" w:cs="Calibri"/>
-              </w:rPr>
-              <w:t>LIMS</w:t>
-            </w:r>
-            <w:proofErr w:type="spellEnd"/>
-            <w:r>
-              <w:rPr>
-                <w:rFonts w:ascii="Calibri" w:hAnsi="Calibri" w:cs="Calibri"/>
-              </w:rPr>
-              <w:t xml:space="preserve"> management; OOS investigations; laboratory calibration programme</w:t>
+              <w:t>Approval of sampling SOPs and analytical methods; oversight of sampling execution; LIMS management; OOS investigations; laboratory calibration programme</w:t>
             </w:r>
           </w:p>
         </w:tc>
@@ -29713,21 +28124,7 @@
               <w:rPr>
                 <w:rFonts w:ascii="Calibri" w:hAnsi="Calibri" w:cs="Calibri"/>
               </w:rPr>
-              <w:t xml:space="preserve">Execution of sampling per approved SOPs; preparation and analysis of samples; recording of results in </w:t>
-            </w:r>
-            <w:proofErr w:type="spellStart"/>
-            <w:r>
-              <w:rPr>
-                <w:rFonts w:ascii="Calibri" w:hAnsi="Calibri" w:cs="Calibri"/>
-              </w:rPr>
-              <w:t>LIMS</w:t>
-            </w:r>
-            <w:proofErr w:type="spellEnd"/>
-            <w:r>
-              <w:rPr>
-                <w:rFonts w:ascii="Calibri" w:hAnsi="Calibri" w:cs="Calibri"/>
-              </w:rPr>
-              <w:t>; flagging of OOS results to QC Manager</w:t>
+              <w:t>Execution of sampling per approved SOPs; preparation and analysis of samples; recording of results in LIMS; flagging of OOS results to QC Manager</w:t>
             </w:r>
           </w:p>
         </w:tc>
@@ -29984,7 +28381,7 @@
           <w:szCs w:val="22"/>
         </w:rPr>
       </w:pPr>
-      <w:bookmarkStart w:id="57" w:name="_Toc224292946"/>
+      <w:bookmarkStart w:id="53" w:name="_Toc224292946"/>
       <w:r>
         <w:rPr>
           <w:rFonts w:ascii="Calibri" w:hAnsi="Calibri" w:cs="Calibri"/>
@@ -29994,7 +28391,7 @@
         <w:lastRenderedPageBreak/>
         <w:t>15. GLOSSARY OF ABBREVIATIONS</w:t>
       </w:r>
-      <w:bookmarkEnd w:id="57"/>
+      <w:bookmarkEnd w:id="53"/>
     </w:p>
     <w:p>
       <w:pPr>
@@ -30692,14 +29089,12 @@
                 <w:rFonts w:ascii="Calibri" w:hAnsi="Calibri" w:cs="Calibri"/>
               </w:rPr>
             </w:pPr>
-            <w:proofErr w:type="spellStart"/>
             <w:r>
               <w:rPr>
                 <w:rFonts w:ascii="Calibri" w:hAnsi="Calibri" w:cs="Calibri"/>
               </w:rPr>
               <w:t>CQA</w:t>
             </w:r>
-            <w:proofErr w:type="spellEnd"/>
           </w:p>
         </w:tc>
         <w:tc>
@@ -30904,14 +29299,12 @@
                 <w:rFonts w:ascii="Calibri" w:hAnsi="Calibri" w:cs="Calibri"/>
               </w:rPr>
             </w:pPr>
-            <w:proofErr w:type="spellStart"/>
             <w:r>
               <w:rPr>
                 <w:rFonts w:ascii="Calibri" w:hAnsi="Calibri" w:cs="Calibri"/>
               </w:rPr>
               <w:t>DQ</w:t>
             </w:r>
-            <w:proofErr w:type="spellEnd"/>
           </w:p>
         </w:tc>
         <w:tc>
@@ -31397,14 +29790,12 @@
                 <w:rFonts w:ascii="Calibri" w:hAnsi="Calibri" w:cs="Calibri"/>
               </w:rPr>
             </w:pPr>
-            <w:proofErr w:type="spellStart"/>
             <w:r>
               <w:rPr>
                 <w:rFonts w:ascii="Calibri" w:hAnsi="Calibri" w:cs="Calibri"/>
               </w:rPr>
               <w:t>ISPE</w:t>
             </w:r>
-            <w:proofErr w:type="spellEnd"/>
           </w:p>
         </w:tc>
         <w:tc>
@@ -31507,21 +29898,7 @@
               <w:rPr>
                 <w:rFonts w:ascii="Calibri" w:hAnsi="Calibri" w:cs="Calibri"/>
               </w:rPr>
-              <w:t xml:space="preserve">Limulus </w:t>
-            </w:r>
-            <w:proofErr w:type="spellStart"/>
-            <w:r>
-              <w:rPr>
-                <w:rFonts w:ascii="Calibri" w:hAnsi="Calibri" w:cs="Calibri"/>
-              </w:rPr>
-              <w:t>Amebocyte</w:t>
-            </w:r>
-            <w:proofErr w:type="spellEnd"/>
-            <w:r>
-              <w:rPr>
-                <w:rFonts w:ascii="Calibri" w:hAnsi="Calibri" w:cs="Calibri"/>
-              </w:rPr>
-              <w:t xml:space="preserve"> Lysate</w:t>
+              <w:t>Limulus Amebocyte Lysate</w:t>
             </w:r>
           </w:p>
         </w:tc>
@@ -31553,14 +29930,12 @@
                 <w:rFonts w:ascii="Calibri" w:hAnsi="Calibri" w:cs="Calibri"/>
               </w:rPr>
             </w:pPr>
-            <w:proofErr w:type="spellStart"/>
             <w:r>
               <w:rPr>
                 <w:rFonts w:ascii="Calibri" w:hAnsi="Calibri" w:cs="Calibri"/>
               </w:rPr>
               <w:t>LIMS</w:t>
             </w:r>
-            <w:proofErr w:type="spellEnd"/>
           </w:p>
         </w:tc>
         <w:tc>
@@ -31625,14 +30000,12 @@
                 <w:rFonts w:ascii="Calibri" w:hAnsi="Calibri" w:cs="Calibri"/>
               </w:rPr>
             </w:pPr>
-            <w:proofErr w:type="spellStart"/>
             <w:r>
               <w:rPr>
                 <w:rFonts w:ascii="Calibri" w:hAnsi="Calibri" w:cs="Calibri"/>
               </w:rPr>
               <w:t>MCDP</w:t>
             </w:r>
-            <w:proofErr w:type="spellEnd"/>
           </w:p>
         </w:tc>
         <w:tc>
@@ -31977,14 +30350,12 @@
                 <w:rFonts w:ascii="Calibri" w:hAnsi="Calibri" w:cs="Calibri"/>
               </w:rPr>
             </w:pPr>
-            <w:proofErr w:type="spellStart"/>
             <w:r>
               <w:rPr>
                 <w:rFonts w:ascii="Calibri" w:hAnsi="Calibri" w:cs="Calibri"/>
               </w:rPr>
               <w:t>P&amp;ID</w:t>
             </w:r>
-            <w:proofErr w:type="spellEnd"/>
           </w:p>
         </w:tc>
         <w:tc>
@@ -32469,14 +30840,12 @@
                 <w:rFonts w:ascii="Calibri" w:hAnsi="Calibri" w:cs="Calibri"/>
               </w:rPr>
             </w:pPr>
-            <w:proofErr w:type="spellStart"/>
             <w:r>
               <w:rPr>
                 <w:rFonts w:ascii="Calibri" w:hAnsi="Calibri" w:cs="Calibri"/>
               </w:rPr>
               <w:t>QP</w:t>
             </w:r>
-            <w:proofErr w:type="spellEnd"/>
           </w:p>
         </w:tc>
         <w:tc>
@@ -32541,14 +30910,12 @@
                 <w:rFonts w:ascii="Calibri" w:hAnsi="Calibri" w:cs="Calibri"/>
               </w:rPr>
             </w:pPr>
-            <w:proofErr w:type="spellStart"/>
             <w:r>
               <w:rPr>
                 <w:rFonts w:ascii="Calibri" w:hAnsi="Calibri" w:cs="Calibri"/>
               </w:rPr>
               <w:t>rFC</w:t>
             </w:r>
-            <w:proofErr w:type="spellEnd"/>
           </w:p>
         </w:tc>
         <w:tc>
@@ -32894,14 +31261,12 @@
                 <w:rFonts w:ascii="Calibri" w:hAnsi="Calibri" w:cs="Calibri"/>
               </w:rPr>
             </w:pPr>
-            <w:proofErr w:type="spellStart"/>
             <w:r>
               <w:rPr>
                 <w:rFonts w:ascii="Calibri" w:hAnsi="Calibri" w:cs="Calibri"/>
               </w:rPr>
               <w:t>TVC</w:t>
             </w:r>
-            <w:proofErr w:type="spellEnd"/>
           </w:p>
         </w:tc>
         <w:tc>
@@ -33106,14 +31471,12 @@
                 <w:rFonts w:ascii="Calibri" w:hAnsi="Calibri" w:cs="Calibri"/>
               </w:rPr>
             </w:pPr>
-            <w:proofErr w:type="spellStart"/>
             <w:r>
               <w:rPr>
                 <w:rFonts w:ascii="Calibri" w:hAnsi="Calibri" w:cs="Calibri"/>
               </w:rPr>
               <w:t>WFI</w:t>
             </w:r>
-            <w:proofErr w:type="spellEnd"/>
           </w:p>
         </w:tc>
         <w:tc>
@@ -33175,7 +31538,7 @@
           <w:szCs w:val="22"/>
         </w:rPr>
       </w:pPr>
-      <w:bookmarkStart w:id="58" w:name="_Toc224292947"/>
+      <w:bookmarkStart w:id="54" w:name="_Toc224292947"/>
       <w:r>
         <w:rPr>
           <w:rFonts w:ascii="Calibri" w:hAnsi="Calibri" w:cs="Calibri"/>
@@ -33184,7 +31547,7 @@
         </w:rPr>
         <w:t>16. APPENDICES</w:t>
       </w:r>
-      <w:bookmarkEnd w:id="58"/>
+      <w:bookmarkEnd w:id="54"/>
     </w:p>
     <w:p>
       <w:pPr>
@@ -33197,34 +31560,16 @@
           <w:szCs w:val="22"/>
         </w:rPr>
       </w:pPr>
-      <w:bookmarkStart w:id="59" w:name="_Toc224292948"/>
+      <w:bookmarkStart w:id="55" w:name="_Toc224292948"/>
       <w:r>
         <w:rPr>
           <w:rFonts w:ascii="Calibri" w:hAnsi="Calibri" w:cs="Calibri"/>
           <w:sz w:val="22"/>
           <w:szCs w:val="22"/>
         </w:rPr>
-        <w:t xml:space="preserve">Appendix A — Sampling Location Map / </w:t>
+        <w:t>Appendix A — Sampling Location Map / P&amp;ID Reference</w:t>
       </w:r>
-      <w:proofErr w:type="spellStart"/>
-      <w:r>
-        <w:rPr>
-          <w:rFonts w:ascii="Calibri" w:hAnsi="Calibri" w:cs="Calibri"/>
-          <w:sz w:val="22"/>
-          <w:szCs w:val="22"/>
-        </w:rPr>
-        <w:t>P&amp;ID</w:t>
-      </w:r>
-      <w:proofErr w:type="spellEnd"/>
-      <w:r>
-        <w:rPr>
-          <w:rFonts w:ascii="Calibri" w:hAnsi="Calibri" w:cs="Calibri"/>
-          <w:sz w:val="22"/>
-          <w:szCs w:val="22"/>
-        </w:rPr>
-        <w:t xml:space="preserve"> Reference</w:t>
-      </w:r>
-      <w:bookmarkEnd w:id="59"/>
+      <w:bookmarkEnd w:id="55"/>
     </w:p>
     <w:p>
       <w:pPr>
@@ -33238,21 +31583,7 @@
         <w:rPr>
           <w:rFonts w:ascii="Calibri" w:hAnsi="Calibri" w:cs="Calibri"/>
         </w:rPr>
-        <w:t xml:space="preserve">The sampling locations defined in this protocol are identified on the approved </w:t>
-      </w:r>
-      <w:proofErr w:type="spellStart"/>
-      <w:r>
-        <w:rPr>
-          <w:rFonts w:ascii="Calibri" w:hAnsi="Calibri" w:cs="Calibri"/>
-        </w:rPr>
-        <w:t>P&amp;ID</w:t>
-      </w:r>
-      <w:proofErr w:type="spellEnd"/>
-      <w:r>
-        <w:rPr>
-          <w:rFonts w:ascii="Calibri" w:hAnsi="Calibri" w:cs="Calibri"/>
-        </w:rPr>
-        <w:t xml:space="preserve"> drawing(s):</w:t>
+        <w:t>The sampling locations defined in this protocol are identified on the approved P&amp;ID drawing(s):</w:t>
       </w:r>
     </w:p>
     <w:p>
@@ -33292,35 +31623,7 @@
         <w:rPr>
           <w:rFonts w:ascii="Calibri" w:hAnsi="Calibri" w:cs="Calibri"/>
         </w:rPr>
-        <w:t xml:space="preserve">Drawing No.: [P&amp;ID-WS-002] — </w:t>
-      </w:r>
-      <w:proofErr w:type="spellStart"/>
-      <w:r>
-        <w:rPr>
-          <w:rFonts w:ascii="Calibri" w:hAnsi="Calibri" w:cs="Calibri"/>
-        </w:rPr>
-        <w:t>MCDP</w:t>
-      </w:r>
-      <w:proofErr w:type="spellEnd"/>
-      <w:r>
-        <w:rPr>
-          <w:rFonts w:ascii="Calibri" w:hAnsi="Calibri" w:cs="Calibri"/>
-        </w:rPr>
-        <w:t xml:space="preserve"> and </w:t>
-      </w:r>
-      <w:proofErr w:type="spellStart"/>
-      <w:r>
-        <w:rPr>
-          <w:rFonts w:ascii="Calibri" w:hAnsi="Calibri" w:cs="Calibri"/>
-        </w:rPr>
-        <w:t>WFI</w:t>
-      </w:r>
-      <w:proofErr w:type="spellEnd"/>
-      <w:r>
-        <w:rPr>
-          <w:rFonts w:ascii="Calibri" w:hAnsi="Calibri" w:cs="Calibri"/>
-        </w:rPr>
-        <w:t xml:space="preserve"> Storage/Distribution</w:t>
+        <w:t>Drawing No.: [P&amp;ID-WS-002] — MCDP and WFI Storage/Distribution</w:t>
       </w:r>
     </w:p>
     <w:p>
@@ -33340,21 +31643,7 @@
         <w:rPr>
           <w:rFonts w:ascii="Calibri" w:hAnsi="Calibri" w:cs="Calibri"/>
         </w:rPr>
-        <w:t>Sampling points are marked with tag numbers SP-WS-001 through SP-</w:t>
-      </w:r>
-      <w:proofErr w:type="spellStart"/>
-      <w:r>
-        <w:rPr>
-          <w:rFonts w:ascii="Calibri" w:hAnsi="Calibri" w:cs="Calibri"/>
-        </w:rPr>
-        <w:t>WS</w:t>
-      </w:r>
-      <w:proofErr w:type="spellEnd"/>
-      <w:r>
-        <w:rPr>
-          <w:rFonts w:ascii="Calibri" w:hAnsi="Calibri" w:cs="Calibri"/>
-        </w:rPr>
-        <w:t>-[XX]</w:t>
+        <w:t>Sampling points are marked with tag numbers SP-WS-001 through SP-WS-[XX]</w:t>
       </w:r>
     </w:p>
     <w:p>
@@ -33369,21 +31658,7 @@
         <w:rPr>
           <w:rFonts w:ascii="Calibri" w:hAnsi="Calibri" w:cs="Calibri"/>
         </w:rPr>
-        <w:t xml:space="preserve">Note: A current, approved </w:t>
-      </w:r>
-      <w:proofErr w:type="spellStart"/>
-      <w:r>
-        <w:rPr>
-          <w:rFonts w:ascii="Calibri" w:hAnsi="Calibri" w:cs="Calibri"/>
-        </w:rPr>
-        <w:t>P&amp;ID</w:t>
-      </w:r>
-      <w:proofErr w:type="spellEnd"/>
-      <w:r>
-        <w:rPr>
-          <w:rFonts w:ascii="Calibri" w:hAnsi="Calibri" w:cs="Calibri"/>
-        </w:rPr>
-        <w:t xml:space="preserve"> must be available in the validation </w:t>
+        <w:t xml:space="preserve">Note: A current, approved P&amp;ID must be available in the validation </w:t>
       </w:r>
       <w:r>
         <w:rPr>
@@ -33395,21 +31670,7 @@
         <w:rPr>
           <w:rFonts w:ascii="Calibri" w:hAnsi="Calibri" w:cs="Calibri"/>
         </w:rPr>
-        <w:t xml:space="preserve">. Any </w:t>
-      </w:r>
-      <w:proofErr w:type="spellStart"/>
-      <w:r>
-        <w:rPr>
-          <w:rFonts w:ascii="Calibri" w:hAnsi="Calibri" w:cs="Calibri"/>
-        </w:rPr>
-        <w:t>P&amp;ID</w:t>
-      </w:r>
-      <w:proofErr w:type="spellEnd"/>
-      <w:r>
-        <w:rPr>
-          <w:rFonts w:ascii="Calibri" w:hAnsi="Calibri" w:cs="Calibri"/>
-        </w:rPr>
-        <w:t xml:space="preserve"> revisions must be captured under change control.</w:t>
+        <w:t>. Any P&amp;ID revisions must be captured under change control.</w:t>
       </w:r>
     </w:p>
     <w:p>
@@ -33432,7 +31693,7 @@
           <w:szCs w:val="22"/>
         </w:rPr>
       </w:pPr>
-      <w:bookmarkStart w:id="60" w:name="_Toc224292949"/>
+      <w:bookmarkStart w:id="56" w:name="_Toc224292949"/>
       <w:r>
         <w:rPr>
           <w:rFonts w:ascii="Calibri" w:hAnsi="Calibri" w:cs="Calibri"/>
@@ -33441,7 +31702,7 @@
         </w:rPr>
         <w:t>Appendix B — Sampling Record Template</w:t>
       </w:r>
-      <w:bookmarkEnd w:id="60"/>
+      <w:bookmarkEnd w:id="56"/>
     </w:p>
     <w:p>
       <w:pPr>
@@ -34576,34 +32837,16 @@
           <w:szCs w:val="22"/>
         </w:rPr>
       </w:pPr>
-      <w:bookmarkStart w:id="61" w:name="_Toc224292950"/>
+      <w:bookmarkStart w:id="57" w:name="_Toc224292950"/>
       <w:r>
         <w:rPr>
           <w:rFonts w:ascii="Calibri" w:hAnsi="Calibri" w:cs="Calibri"/>
           <w:sz w:val="22"/>
           <w:szCs w:val="22"/>
         </w:rPr>
-        <w:t xml:space="preserve">Appendix C — </w:t>
+        <w:t>Appendix C — WFI System Sanitisation Log Template</w:t>
       </w:r>
-      <w:proofErr w:type="spellStart"/>
-      <w:r>
-        <w:rPr>
-          <w:rFonts w:ascii="Calibri" w:hAnsi="Calibri" w:cs="Calibri"/>
-          <w:sz w:val="22"/>
-          <w:szCs w:val="22"/>
-        </w:rPr>
-        <w:t>WFI</w:t>
-      </w:r>
-      <w:proofErr w:type="spellEnd"/>
-      <w:r>
-        <w:rPr>
-          <w:rFonts w:ascii="Calibri" w:hAnsi="Calibri" w:cs="Calibri"/>
-          <w:sz w:val="22"/>
-          <w:szCs w:val="22"/>
-        </w:rPr>
-        <w:t xml:space="preserve"> System Sanitisation Log Template</w:t>
-      </w:r>
-      <w:bookmarkEnd w:id="61"/>
+      <w:bookmarkEnd w:id="57"/>
     </w:p>
     <w:p>
       <w:pPr>
@@ -35567,7 +33810,7 @@
           <w:szCs w:val="22"/>
         </w:rPr>
       </w:pPr>
-      <w:bookmarkStart w:id="62" w:name="_Toc224292951"/>
+      <w:bookmarkStart w:id="58" w:name="_Toc224292951"/>
       <w:r>
         <w:rPr>
           <w:rFonts w:ascii="Calibri" w:hAnsi="Calibri" w:cs="Calibri"/>
@@ -35576,7 +33819,7 @@
         </w:rPr>
         <w:t>Appendix D — Phase Summary Acceptance Checklist</w:t>
       </w:r>
-      <w:bookmarkEnd w:id="62"/>
+      <w:bookmarkEnd w:id="58"/>
     </w:p>
     <w:p>
       <w:pPr>
@@ -36488,10 +34731,10 @@
       </w:pPr>
     </w:p>
     <w:sectPr>
-      <w:headerReference w:type="default" r:id="rId8"/>
-      <w:footerReference w:type="default" r:id="rId9"/>
-      <w:headerReference w:type="first" r:id="rId10"/>
-      <w:footerReference w:type="first" r:id="rId11"/>
+      <w:headerReference w:type="default" r:id="rId9"/>
+      <w:footerReference w:type="default" r:id="rId10"/>
+      <w:headerReference w:type="first" r:id="rId11"/>
+      <w:footerReference w:type="first" r:id="rId12"/>
       <w:pgSz w:w="12240" w:h="15840"/>
       <w:pgMar w:top="1260" w:right="1260" w:bottom="1260" w:left="1260" w:header="708" w:footer="708" w:gutter="0"/>
       <w:cols w:space="720"/>
